--- a/docs/ho-so-ky-thuat-non-la.docx
+++ b/docs/ho-so-ky-thuat-non-la.docx
@@ -50,7 +50,7 @@
         <w:rPr>
           <w:rFonts w:ascii="Cambria" w:hAnsi="Cambria" w:cs="Cambria" w:eastAsia="Cambria"/>
         </w:rPr>
-        <w:t xml:space="preserve"> · 81 commit · 645 phép thử xanh</w:t>
+        <w:t xml:space="preserve"> · 82 commit · 658 phép thử xanh</w:t>
       </w:r>
     </w:p>
     <w:p>
@@ -918,7 +918,7 @@
           <w:color w:val="9C3A24"/>
           <w:sz w:val="20"/>
         </w:rPr>
-        <w:t>nonla-v46</w:t>
+        <w:t>nonla-v47</w:t>
       </w:r>
       <w:r>
         <w:rPr>
@@ -931,7 +931,7 @@
           <w:rFonts w:ascii="Cambria" w:hAnsi="Cambria" w:cs="Cambria" w:eastAsia="Cambria"/>
           <w:b/>
         </w:rPr>
-        <w:t>64 tệp</w:t>
+        <w:t>65 tệp</w:t>
       </w:r>
       <w:r>
         <w:rPr>
@@ -1064,13 +1064,13 @@
           <w:rFonts w:ascii="Cambria" w:hAnsi="Cambria" w:cs="Cambria" w:eastAsia="Cambria"/>
           <w:b/>
         </w:rPr>
-        <w:t>17.326 dòng JavaScript</w:t>
-      </w:r>
-      <w:r>
-        <w:rPr>
-          <w:rFonts w:ascii="Cambria" w:hAnsi="Cambria" w:cs="Cambria" w:eastAsia="Cambria"/>
-        </w:rPr>
-        <w:t xml:space="preserve"> trong 46 mô-đun, cộng 5 bảng kiểu CSS.</w:t>
+        <w:t>17.501 dòng JavaScript</w:t>
+      </w:r>
+      <w:r>
+        <w:rPr>
+          <w:rFonts w:ascii="Cambria" w:hAnsi="Cambria" w:cs="Cambria" w:eastAsia="Cambria"/>
+        </w:rPr>
+        <w:t xml:space="preserve"> trong 47 mô-đun, cộng 5 bảng kiểu CSS.</w:t>
       </w:r>
     </w:p>
     <w:p>
@@ -1752,6 +1752,12 @@
               </w:rPr>
               <w:t>places.json</w:t>
             </w:r>
+            <w:r>
+              <w:rPr>
+                <w:rFonts w:ascii="Cambria" w:hAnsi="Cambria" w:cs="Cambria" w:eastAsia="Cambria"/>
+              </w:rPr>
+              <w:t xml:space="preserve"> — chỉ tên/phố/món/toạ độ, không phán quyết</w:t>
+            </w:r>
           </w:p>
         </w:tc>
       </w:tr>
@@ -2043,7 +2049,7 @@
                 <w:rFonts w:ascii="Cambria" w:hAnsi="Cambria" w:cs="Cambria" w:eastAsia="Cambria"/>
                 <w:b/>
               </w:rPr>
-              <w:t>64</w:t>
+              <w:t>65</w:t>
             </w:r>
           </w:p>
         </w:tc>
@@ -12513,7 +12519,7 @@
           <w:b/>
           <w:color w:val="0E2B24"/>
         </w:rPr>
-        <w:t xml:space="preserve"> — 645 phép thử, 0 hỏng</w:t>
+        <w:t xml:space="preserve"> — 658 phép thử, 0 hỏng</w:t>
       </w:r>
     </w:p>
     <w:p>
@@ -12842,7 +12848,7 @@
         <w:rPr>
           <w:rFonts w:ascii="Cambria" w:hAnsi="Cambria" w:cs="Cambria" w:eastAsia="Cambria"/>
         </w:rPr>
-        <w:t xml:space="preserve"> rồi so — bắt được đúng lúc hồ sơ còn ghi 612 trong khi bộ thử đã lên 645.</w:t>
+        <w:t xml:space="preserve"> rồi so — bắt được đúng lúc hồ sơ còn ghi 612 trong khi bộ thử đã lên 645 (nay là 658).</w:t>
       </w:r>
     </w:p>
     <w:p>
@@ -12917,7 +12923,7 @@
           <w:b/>
           <w:color w:val="0E2B24"/>
         </w:rPr>
-        <w:t>17.1 Nợ nghiêm trọng — 61 nhãn "Đúng Giá" chưa có thật</w:t>
+        <w:t>17.1 ĐÃ TRẢ (09/09) — 61 nhãn "Đúng Giá" chưa có thật</w:t>
       </w:r>
     </w:p>
     <w:p>
@@ -12936,59 +12942,73 @@
         <w:rPr>
           <w:rFonts w:ascii="Cambria" w:hAnsi="Cambria" w:cs="Cambria" w:eastAsia="Cambria"/>
         </w:rPr>
-        <w:t xml:space="preserve"> có </w:t>
+        <w:t xml:space="preserve"> từng có </w:t>
       </w:r>
       <w:r>
         <w:rPr>
           <w:rFonts w:ascii="Cambria" w:hAnsi="Cambria" w:cs="Cambria" w:eastAsia="Cambria"/>
           <w:b/>
         </w:rPr>
-        <w:t>77 cơ sở</w:t>
-      </w:r>
-      <w:r>
-        <w:rPr>
-          <w:rFonts w:ascii="Cambria" w:hAnsi="Cambria" w:cs="Cambria" w:eastAsia="Cambria"/>
-        </w:rPr>
-        <w:t xml:space="preserve">, trong đó </w:t>
+        <w:t>61/77 cơ sở mang cờ `fair: true`</w:t>
+      </w:r>
+      <w:r>
+        <w:rPr>
+          <w:rFonts w:ascii="Cambria" w:hAnsi="Cambria" w:cs="Cambria" w:eastAsia="Cambria"/>
+        </w:rPr>
+        <w:t xml:space="preserve">, dựa trên tổng cộng </w:t>
       </w:r>
       <w:r>
         <w:rPr>
           <w:rFonts w:ascii="Cambria" w:hAnsi="Cambria" w:cs="Cambria" w:eastAsia="Cambria"/>
           <w:b/>
         </w:rPr>
-        <w:t>61 mang cờ `fair: true`</w:t>
-      </w:r>
-      <w:r>
-        <w:rPr>
-          <w:rFonts w:ascii="Cambria" w:hAnsi="Cambria" w:cs="Cambria" w:eastAsia="Cambria"/>
-        </w:rPr>
-        <w:t xml:space="preserve">, dựa trên tổng cộng </w:t>
+        <w:t>1.863 lượt "scan"</w:t>
+      </w:r>
+      <w:r>
+        <w:rPr>
+          <w:rFonts w:ascii="Cambria" w:hAnsi="Cambria" w:cs="Cambria" w:eastAsia="Cambria"/>
+        </w:rPr>
+        <w:t xml:space="preserve"> chưa từng xảy ra — trong khi chương 0 ghi đúng rằng số khảo sát thật </w:t>
       </w:r>
       <w:r>
         <w:rPr>
           <w:rFonts w:ascii="Cambria" w:hAnsi="Cambria" w:cs="Cambria" w:eastAsia="Cambria"/>
           <w:b/>
         </w:rPr>
-        <w:t>1.863 lượt "scan"</w:t>
-      </w:r>
-      <w:r>
-        <w:rPr>
-          <w:rFonts w:ascii="Cambria" w:hAnsi="Cambria" w:cs="Cambria" w:eastAsia="Cambria"/>
-        </w:rPr>
-        <w:t xml:space="preserve"> chưa từng xảy ra. Trong khi chương 0 của hồ sơ ghi đúng rằng số lượt khảo sát thật </w:t>
-      </w:r>
-      <w:r>
-        <w:rPr>
-          <w:rFonts w:ascii="Cambria" w:hAnsi="Cambria" w:cs="Cambria" w:eastAsia="Cambria"/>
-          <w:b/>
-        </w:rPr>
         <w:t>hôm nay = 0</w:t>
       </w:r>
       <w:r>
         <w:rPr>
           <w:rFonts w:ascii="Cambria" w:hAnsi="Cambria" w:cs="Cambria" w:eastAsia="Cambria"/>
         </w:rPr>
-        <w:t>.</w:t>
+        <w:t>. Giao diện in con số ấy ra bằng thứ ngôn ngữ thuyết phục nhất mà nó có:</w:t>
+      </w:r>
+    </w:p>
+    <w:p>
+      <w:pPr>
+        <w:spacing w:before="120" w:after="160"/>
+        <w:ind w:left="454"/>
+      </w:pPr>
+      <w:r>
+        <w:rPr>
+          <w:rFonts w:ascii="Cambria" w:hAnsi="Cambria" w:cs="Cambria" w:eastAsia="Cambria"/>
+          <w:i/>
+        </w:rPr>
+        <w:t xml:space="preserve">"A trusted local spot for cao lầu that has stayed inside the local price range across </w:t>
+      </w:r>
+      <w:r>
+        <w:rPr>
+          <w:rFonts w:ascii="Cambria" w:hAnsi="Cambria" w:cs="Cambria" w:eastAsia="Cambria"/>
+          <w:i/>
+        </w:rPr>
+        <w:t>31 independent scans</w:t>
+      </w:r>
+      <w:r>
+        <w:rPr>
+          <w:rFonts w:ascii="Cambria" w:hAnsi="Cambria" w:cs="Cambria" w:eastAsia="Cambria"/>
+          <w:i/>
+        </w:rPr>
+        <w:t>."</w:t>
       </w:r>
     </w:p>
     <w:p>
@@ -13037,484 +13057,7 @@
         <w:rPr>
           <w:rFonts w:ascii="Cambria" w:hAnsi="Cambria" w:cs="Cambria" w:eastAsia="Cambria"/>
         </w:rPr>
-        <w:t>Dưới thể lệ cuộc thi, đây là rủi ro quy chế ("giả mạo dữ liệu thử nghiệm"). Hai đường xử lý:</w:t>
-      </w:r>
-    </w:p>
-    <w:p>
-      <w:pPr>
-        <w:pStyle w:val="ListBullet"/>
-      </w:pPr>
-      <w:r>
-        <w:rPr>
-          <w:rFonts w:ascii="Cambria" w:hAnsi="Cambria" w:cs="Cambria" w:eastAsia="Cambria"/>
-          <w:b/>
-        </w:rPr>
-        <w:t>(A)</w:t>
-      </w:r>
-      <w:r>
-        <w:rPr>
-          <w:rFonts w:ascii="Cambria" w:hAnsi="Cambria" w:cs="Cambria" w:eastAsia="Cambria"/>
-        </w:rPr>
-        <w:t xml:space="preserve"> đặt </w:t>
-      </w:r>
-      <w:r>
-        <w:rPr>
-          <w:rFonts w:ascii="Consolas" w:hAnsi="Consolas" w:cs="Consolas" w:eastAsia="Consolas"/>
-          <w:color w:val="9C3A24"/>
-          <w:sz w:val="20"/>
-        </w:rPr>
-        <w:t>fair: null</w:t>
-      </w:r>
-      <w:r>
-        <w:rPr>
-          <w:rFonts w:ascii="Cambria" w:hAnsi="Cambria" w:cs="Cambria" w:eastAsia="Cambria"/>
-        </w:rPr>
-        <w:t xml:space="preserve"> cho cả 77 cơ sở — mất một tính năng, giữ tính toàn vẹn;</w:t>
-      </w:r>
-    </w:p>
-    <w:p>
-      <w:pPr>
-        <w:pStyle w:val="ListBullet"/>
-      </w:pPr>
-      <w:r>
-        <w:rPr>
-          <w:rFonts w:ascii="Cambria" w:hAnsi="Cambria" w:cs="Cambria" w:eastAsia="Cambria"/>
-          <w:b/>
-        </w:rPr>
-        <w:t>(B)</w:t>
-      </w:r>
-      <w:r>
-        <w:rPr>
-          <w:rFonts w:ascii="Cambria" w:hAnsi="Cambria" w:cs="Cambria" w:eastAsia="Cambria"/>
-        </w:rPr>
-        <w:t xml:space="preserve"> đổi nhãn sang thứ mà dữ liệu hiện có đỡ nổi.</w:t>
-      </w:r>
-    </w:p>
-    <w:p>
-      <w:pPr>
-        <w:spacing w:after="140"/>
-      </w:pPr>
-      <w:r>
-        <w:rPr>
-          <w:rFonts w:ascii="Cambria" w:hAnsi="Cambria" w:cs="Cambria" w:eastAsia="Cambria"/>
-          <w:b/>
-        </w:rPr>
-        <w:t>Đang chờ quyết định.</w:t>
-      </w:r>
-    </w:p>
-    <w:p>
-      <w:pPr>
-        <w:pStyle w:val="Heading3"/>
-        <w:spacing w:before="200"/>
-      </w:pPr>
-      <w:r>
-        <w:rPr>
-          <w:rFonts w:ascii="Cambria" w:hAnsi="Cambria" w:cs="Cambria" w:eastAsia="Cambria"/>
-          <w:b/>
-          <w:color w:val="0E2B24"/>
-        </w:rPr>
-        <w:t>17.2 Nợ đã biết, đang chờ dữ liệu</w:t>
-      </w:r>
-    </w:p>
-    <w:p>
-      <w:pPr>
-        <w:pStyle w:val="ListBullet"/>
-      </w:pPr>
-      <w:r>
-        <w:rPr>
-          <w:rFonts w:ascii="Cambria" w:hAnsi="Cambria" w:cs="Cambria" w:eastAsia="Cambria"/>
-          <w:b/>
-        </w:rPr>
-        <w:t>Tập ảnh khó cho bộ nhận tiền</w:t>
-      </w:r>
-      <w:r>
-        <w:rPr>
-          <w:rFonts w:ascii="Cambria" w:hAnsi="Cambria" w:cs="Cambria" w:eastAsia="Cambria"/>
-        </w:rPr>
-        <w:t xml:space="preserve"> chưa có → ngưỡng tin cậy chưa hiệu chuẩn →</w:t>
-      </w:r>
-    </w:p>
-    <w:p>
-      <w:pPr>
-        <w:spacing w:after="140"/>
-      </w:pPr>
-      <w:r>
-        <w:rPr>
-          <w:rFonts w:ascii="Cambria" w:hAnsi="Cambria" w:cs="Cambria" w:eastAsia="Cambria"/>
-        </w:rPr>
-        <w:t>model chưa được nối vào app.</w:t>
-      </w:r>
-    </w:p>
-    <w:p>
-      <w:pPr>
-        <w:pStyle w:val="ListBullet"/>
-      </w:pPr>
-      <w:r>
-        <w:rPr>
-          <w:rFonts w:ascii="Cambria" w:hAnsi="Cambria" w:cs="Cambria" w:eastAsia="Cambria"/>
-          <w:b/>
-        </w:rPr>
-        <w:t>Hai mục lịch mang `verify: true`</w:t>
-      </w:r>
-      <w:r>
-        <w:rPr>
-          <w:rFonts w:ascii="Cambria" w:hAnsi="Cambria" w:cs="Cambria" w:eastAsia="Cambria"/>
-        </w:rPr>
-        <w:t xml:space="preserve"> (Cầu Ngư Đà Nẵng, Trung Thu Hội An) chưa</w:t>
-      </w:r>
-    </w:p>
-    <w:p>
-      <w:pPr>
-        <w:spacing w:after="140"/>
-      </w:pPr>
-      <w:r>
-        <w:rPr>
-          <w:rFonts w:ascii="Cambria" w:hAnsi="Cambria" w:cs="Cambria" w:eastAsia="Cambria"/>
-        </w:rPr>
-        <w:t>có người xác nhận → đang bị lọc khỏi giao diện.</w:t>
-      </w:r>
-    </w:p>
-    <w:p>
-      <w:pPr>
-        <w:pStyle w:val="ListBullet"/>
-      </w:pPr>
-      <w:r>
-        <w:rPr>
-          <w:rFonts w:ascii="Cambria" w:hAnsi="Cambria" w:cs="Cambria" w:eastAsia="Cambria"/>
-          <w:b/>
-        </w:rPr>
-        <w:t>219/219 ô giá vẫn mang cờ `seed`</w:t>
-      </w:r>
-      <w:r>
-        <w:rPr>
-          <w:rFonts w:ascii="Cambria" w:hAnsi="Cambria" w:cs="Cambria" w:eastAsia="Cambria"/>
-        </w:rPr>
-        <w:t xml:space="preserve"> — chưa ô nào lên tới bậc </w:t>
-      </w:r>
-      <w:r>
-        <w:rPr>
-          <w:rFonts w:ascii="Consolas" w:hAnsi="Consolas" w:cs="Consolas" w:eastAsia="Consolas"/>
-          <w:color w:val="9C3A24"/>
-          <w:sz w:val="20"/>
-        </w:rPr>
-        <w:t>fair</w:t>
-      </w:r>
-      <w:r>
-        <w:rPr>
-          <w:rFonts w:ascii="Cambria" w:hAnsi="Cambria" w:cs="Cambria" w:eastAsia="Cambria"/>
-        </w:rPr>
-        <w:t>.</w:t>
-      </w:r>
-    </w:p>
-    <w:p>
-      <w:pPr>
-        <w:pStyle w:val="ListBullet"/>
-      </w:pPr>
-      <w:r>
-        <w:rPr>
-          <w:rFonts w:ascii="Cambria" w:hAnsi="Cambria" w:cs="Cambria" w:eastAsia="Cambria"/>
-          <w:b/>
-        </w:rPr>
-        <w:t>Hệ số quy đổi giá app giao hàng chưa đo</w:t>
-      </w:r>
-      <w:r>
-        <w:rPr>
-          <w:rFonts w:ascii="Cambria" w:hAnsi="Cambria" w:cs="Cambria" w:eastAsia="Cambria"/>
-        </w:rPr>
-        <w:t xml:space="preserve"> → nguồn 3 chưa chảy vào dải.</w:t>
-      </w:r>
-    </w:p>
-    <w:p>
-      <w:pPr>
-        <w:pStyle w:val="Heading3"/>
-        <w:spacing w:before="200"/>
-      </w:pPr>
-      <w:r>
-        <w:rPr>
-          <w:rFonts w:ascii="Cambria" w:hAnsi="Cambria" w:cs="Cambria" w:eastAsia="Cambria"/>
-          <w:b/>
-          <w:color w:val="0E2B24"/>
-        </w:rPr>
-        <w:t>17.3 Giới hạn theo thiết kế</w:t>
-      </w:r>
-    </w:p>
-    <w:p>
-      <w:pPr>
-        <w:pStyle w:val="ListBullet"/>
-      </w:pPr>
-      <w:r>
-        <w:rPr>
-          <w:rFonts w:ascii="Cambria" w:hAnsi="Cambria" w:cs="Cambria" w:eastAsia="Cambria"/>
-          <w:b/>
-        </w:rPr>
-        <w:t>77 món, 6 vùng.</w:t>
-      </w:r>
-      <w:r>
-        <w:rPr>
-          <w:rFonts w:ascii="Cambria" w:hAnsi="Cambria" w:cs="Cambria" w:eastAsia="Cambria"/>
-        </w:rPr>
-        <w:t xml:space="preserve"> Ngoài phạm vi này app im lặng, và đó là lựa chọn chứ</w:t>
-      </w:r>
-    </w:p>
-    <w:p>
-      <w:pPr>
-        <w:spacing w:after="140"/>
-      </w:pPr>
-      <w:r>
-        <w:rPr>
-          <w:rFonts w:ascii="Cambria" w:hAnsi="Cambria" w:cs="Cambria" w:eastAsia="Cambria"/>
-        </w:rPr>
-        <w:t>không phải thiếu sót — nhưng nó là chỗ mô hình ngôn ngữ thắng (14.2).</w:t>
-      </w:r>
-    </w:p>
-    <w:p>
-      <w:pPr>
-        <w:pStyle w:val="ListBullet"/>
-      </w:pPr>
-      <w:r>
-        <w:rPr>
-          <w:rFonts w:ascii="Cambria" w:hAnsi="Cambria" w:cs="Cambria" w:eastAsia="Cambria"/>
-          <w:b/>
-        </w:rPr>
-        <w:t>Chế độ nhận diện món cần mạng.</w:t>
-      </w:r>
-      <w:r>
-        <w:rPr>
-          <w:rFonts w:ascii="Cambria" w:hAnsi="Cambria" w:cs="Cambria" w:eastAsia="Cambria"/>
-        </w:rPr>
-        <w:t xml:space="preserve"> Không có model nhận diện vật thể nào đủ</w:t>
-      </w:r>
-    </w:p>
-    <w:p>
-      <w:pPr>
-        <w:spacing w:after="140"/>
-      </w:pPr>
-      <w:r>
-        <w:rPr>
-          <w:rFonts w:ascii="Cambria" w:hAnsi="Cambria" w:cs="Cambria" w:eastAsia="Cambria"/>
-        </w:rPr>
-        <w:t>nhỏ để chạy trên máy.</w:t>
-      </w:r>
-    </w:p>
-    <w:p>
-      <w:pPr>
-        <w:pStyle w:val="ListBullet"/>
-      </w:pPr>
-      <w:r>
-        <w:rPr>
-          <w:rFonts w:ascii="Cambria" w:hAnsi="Cambria" w:cs="Cambria" w:eastAsia="Cambria"/>
-          <w:b/>
-        </w:rPr>
-        <w:t>Tỉ giá cập nhật tay.</w:t>
-      </w:r>
-      <w:r>
-        <w:rPr>
-          <w:rFonts w:ascii="Cambria" w:hAnsi="Cambria" w:cs="Cambria" w:eastAsia="Cambria"/>
-        </w:rPr>
-        <w:t xml:space="preserve"> </w:t>
-      </w:r>
-      <w:r>
-        <w:rPr>
-          <w:rFonts w:ascii="Consolas" w:hAnsi="Consolas" w:cs="Consolas" w:eastAsia="Consolas"/>
-          <w:color w:val="9C3A24"/>
-          <w:sz w:val="20"/>
-        </w:rPr>
-        <w:t>_fx</w:t>
-      </w:r>
-      <w:r>
-        <w:rPr>
-          <w:rFonts w:ascii="Cambria" w:hAnsi="Cambria" w:cs="Cambria" w:eastAsia="Cambria"/>
-        </w:rPr>
-        <w:t xml:space="preserve"> mang </w:t>
-      </w:r>
-      <w:r>
-        <w:rPr>
-          <w:rFonts w:ascii="Consolas" w:hAnsi="Consolas" w:cs="Consolas" w:eastAsia="Consolas"/>
-          <w:color w:val="9C3A24"/>
-          <w:sz w:val="20"/>
-        </w:rPr>
-        <w:t>asOf</w:t>
-      </w:r>
-      <w:r>
-        <w:rPr>
-          <w:rFonts w:ascii="Cambria" w:hAnsi="Cambria" w:cs="Cambria" w:eastAsia="Cambria"/>
-        </w:rPr>
-        <w:t xml:space="preserve"> và giao diện luôn hiện dấu ≈ —</w:t>
-      </w:r>
-    </w:p>
-    <w:p>
-      <w:pPr>
-        <w:spacing w:after="140"/>
-      </w:pPr>
-      <w:r>
-        <w:rPr>
-          <w:rFonts w:ascii="Cambria" w:hAnsi="Cambria" w:cs="Cambria" w:eastAsia="Cambria"/>
-        </w:rPr>
-        <w:t>tỉ giá không có ngày là một con số giả vờ chính xác.</w:t>
-      </w:r>
-    </w:p>
-    <w:p>
-      <w:pPr>
-        <w:spacing w:before="40" w:after="40"/>
-      </w:pPr>
-      <w:r>
-        <w:rPr>
-          <w:rFonts w:ascii="Cambria" w:hAnsi="Cambria" w:cs="Cambria" w:eastAsia="Cambria"/>
-          <w:color w:val="B0B0B0"/>
-        </w:rPr>
-        <w:t>──────────────────────────────────────────────</w:t>
-      </w:r>
-    </w:p>
-    <w:p>
-      <w:pPr>
-        <w:pStyle w:val="Heading2"/>
-        <w:spacing w:before="280"/>
-      </w:pPr>
-      <w:r>
-        <w:rPr>
-          <w:rFonts w:ascii="Cambria" w:hAnsi="Cambria" w:cs="Cambria" w:eastAsia="Cambria"/>
-          <w:b/>
-          <w:color w:val="0E2B24"/>
-        </w:rPr>
-        <w:t>18. Cách chạy</w:t>
-      </w:r>
-    </w:p>
-    <w:p>
-      <w:pPr>
-        <w:spacing w:before="80" w:after="160"/>
-        <w:ind w:left="340"/>
-      </w:pPr>
-      <w:r>
-        <w:rPr>
-          <w:rFonts w:ascii="Consolas" w:hAnsi="Consolas" w:cs="Consolas" w:eastAsia="Consolas"/>
-          <w:sz w:val="19"/>
-        </w:rPr>
-        <w:t># chạy app</w:t>
-        <w:br/>
-        <w:t>cd nonla-app &amp;&amp; python ../tools/serve.py</w:t>
-      </w:r>
-    </w:p>
-    <w:p>
-      <w:pPr>
-        <w:spacing w:before="80" w:after="160"/>
-        <w:ind w:left="340"/>
-      </w:pPr>
-      <w:r>
-        <w:rPr>
-          <w:rFonts w:ascii="Consolas" w:hAnsi="Consolas" w:cs="Consolas" w:eastAsia="Consolas"/>
-          <w:sz w:val="19"/>
-        </w:rPr>
-        <w:t># phép thử lõi</w:t>
-        <w:br/>
-        <w:t>cd nonla-app &amp;&amp; node test.mjs</w:t>
-      </w:r>
-    </w:p>
-    <w:p>
-      <w:pPr>
-        <w:spacing w:before="80" w:after="160"/>
-        <w:ind w:left="340"/>
-      </w:pPr>
-      <w:r>
-        <w:rPr>
-          <w:rFonts w:ascii="Consolas" w:hAnsi="Consolas" w:cs="Consolas" w:eastAsia="Consolas"/>
-          <w:sz w:val="19"/>
-        </w:rPr>
-        <w:t># soát hồ sơ có khớp mã không</w:t>
-        <w:br/>
-        <w:t>node tools/soat-ho-so.mjs</w:t>
-      </w:r>
-    </w:p>
-    <w:p>
-      <w:pPr>
-        <w:spacing w:before="80" w:after="160"/>
-        <w:ind w:left="340"/>
-      </w:pPr>
-      <w:r>
-        <w:rPr>
-          <w:rFonts w:ascii="Consolas" w:hAnsi="Consolas" w:cs="Consolas" w:eastAsia="Consolas"/>
-          <w:sz w:val="19"/>
-        </w:rPr>
-        <w:t># đo lại đối chứng LLM (cần khoá trong D:\Claude\.secrets)</w:t>
-        <w:br/>
-        <w:t>node tools/doi-chung-llm.mjs</w:t>
-      </w:r>
-    </w:p>
-    <w:p>
-      <w:pPr>
-        <w:spacing w:before="80" w:after="160"/>
-        <w:ind w:left="340"/>
-      </w:pPr>
-      <w:r>
-        <w:rPr>
-          <w:rFonts w:ascii="Consolas" w:hAnsi="Consolas" w:cs="Consolas" w:eastAsia="Consolas"/>
-          <w:sz w:val="19"/>
-        </w:rPr>
-        <w:t># huấn luyện bộ nhận tiền (trên máy có GPU)</w:t>
-        <w:br/>
-        <w:t>python tien-model/yolo-sang-lop.py --vao &lt;dataset&gt; --ra &lt;tạm&gt;</w:t>
-        <w:br/>
-        <w:t>python tien-model/chuan-bi-anh.py --vao &lt;tạm&gt; --ra anh</w:t>
-        <w:br/>
-        <w:t>python tien-model/train.py --epoch 25 --batch 32</w:t>
-        <w:br/>
-        <w:t>python tien-model/xuat-onnx.py --model mobilenetv4_conv_small</w:t>
-      </w:r>
-    </w:p>
-    <w:p>
-      <w:pPr>
-        <w:spacing w:before="40" w:after="40"/>
-      </w:pPr>
-      <w:r>
-        <w:rPr>
-          <w:rFonts w:ascii="Cambria" w:hAnsi="Cambria" w:cs="Cambria" w:eastAsia="Cambria"/>
-          <w:color w:val="B0B0B0"/>
-        </w:rPr>
-        <w:t>──────────────────────────────────────────────</w:t>
-      </w:r>
-    </w:p>
-    <w:p>
-      <w:pPr>
-        <w:pStyle w:val="Heading2"/>
-        <w:spacing w:before="280"/>
-      </w:pPr>
-      <w:r>
-        <w:rPr>
-          <w:rFonts w:ascii="Cambria" w:hAnsi="Cambria" w:cs="Cambria" w:eastAsia="Cambria"/>
-          <w:b/>
-          <w:color w:val="0E2B24"/>
-        </w:rPr>
-        <w:t>19. Danh mục tệp mã nguồn</w:t>
-      </w:r>
-    </w:p>
-    <w:p>
-      <w:pPr>
-        <w:pStyle w:val="Heading3"/>
-        <w:spacing w:before="200"/>
-      </w:pPr>
-      <w:r>
-        <w:rPr>
-          <w:rFonts w:ascii="Cambria" w:hAnsi="Cambria" w:cs="Cambria" w:eastAsia="Cambria"/>
-          <w:b/>
-          <w:color w:val="0E2B24"/>
-        </w:rPr>
-        <w:t>19.1 Ứng dụng (</w:t>
-      </w:r>
-      <w:r>
-        <w:rPr>
-          <w:rFonts w:ascii="Consolas" w:hAnsi="Consolas" w:cs="Consolas" w:eastAsia="Consolas"/>
-          <w:b/>
-          <w:color w:val="0E2B24"/>
-          <w:sz w:val="20"/>
-        </w:rPr>
-        <w:t>nonla-app/</w:t>
-      </w:r>
-      <w:r>
-        <w:rPr>
-          <w:rFonts w:ascii="Cambria" w:hAnsi="Cambria" w:cs="Cambria" w:eastAsia="Cambria"/>
-          <w:b/>
-          <w:color w:val="0E2B24"/>
-        </w:rPr>
-        <w:t>)</w:t>
+        <w:t>Đào sâu thì còn ba lớp nữa, và lớp sau nặng hơn lớp trước:</w:t>
       </w:r>
     </w:p>
     <w:tbl>
@@ -13540,7 +13083,7 @@
                 <w:rFonts w:ascii="Cambria" w:hAnsi="Cambria" w:cs="Cambria" w:eastAsia="Cambria"/>
                 <w:b/>
               </w:rPr>
-              <w:t>Tệp</w:t>
+              <w:t>Trường</w:t>
             </w:r>
           </w:p>
         </w:tc>
@@ -13554,7 +13097,7 @@
                 <w:rFonts w:ascii="Cambria" w:hAnsi="Cambria" w:cs="Cambria" w:eastAsia="Cambria"/>
                 <w:b/>
               </w:rPr>
-              <w:t>Dòng</w:t>
+              <w:t>Số bản ghi</w:t>
             </w:r>
           </w:p>
         </w:tc>
@@ -13568,7 +13111,7 @@
                 <w:rFonts w:ascii="Cambria" w:hAnsi="Cambria" w:cs="Cambria" w:eastAsia="Cambria"/>
                 <w:b/>
               </w:rPr>
-              <w:t>Vai trò</w:t>
+              <w:t>Nó khai gì</w:t>
             </w:r>
           </w:p>
         </w:tc>
@@ -13585,7 +13128,7 @@
                 <w:color w:val="9C3A24"/>
                 <w:sz w:val="20"/>
               </w:rPr>
-              <w:t>app.js</w:t>
+              <w:t>fair</w:t>
             </w:r>
           </w:p>
         </w:tc>
@@ -13598,7 +13141,7 @@
               <w:rPr>
                 <w:rFonts w:ascii="Cambria" w:hAnsi="Cambria" w:cs="Cambria" w:eastAsia="Cambria"/>
               </w:rPr>
-              <w:t>4.901</w:t>
+              <w:t>61</w:t>
             </w:r>
           </w:p>
         </w:tc>
@@ -13611,7 +13154,7 @@
               <w:rPr>
                 <w:rFonts w:ascii="Cambria" w:hAnsi="Cambria" w:cs="Cambria" w:eastAsia="Cambria"/>
               </w:rPr>
-              <w:t>bộ điều phối, dựng giao diện, định tuyến</w:t>
+              <w:t>phán quyết "Đúng Giá" cho một quán có thật</w:t>
             </w:r>
           </w:p>
         </w:tc>
@@ -13628,7 +13171,7 @@
                 <w:color w:val="9C3A24"/>
                 <w:sz w:val="20"/>
               </w:rPr>
-              <w:t>bigmap.js</w:t>
+              <w:t>scans</w:t>
             </w:r>
           </w:p>
         </w:tc>
@@ -13641,7 +13184,7 @@
               <w:rPr>
                 <w:rFonts w:ascii="Cambria" w:hAnsi="Cambria" w:cs="Cambria" w:eastAsia="Cambria"/>
               </w:rPr>
-              <w:t>1.515</w:t>
+              <w:t>1.863 lượt</w:t>
             </w:r>
           </w:p>
         </w:tc>
@@ -13654,7 +13197,7 @@
               <w:rPr>
                 <w:rFonts w:ascii="Cambria" w:hAnsi="Cambria" w:cs="Cambria" w:eastAsia="Cambria"/>
               </w:rPr>
-              <w:t>màn bản đồ chi tiết</w:t>
+              <w:t>cỡ mẫu đứng sau phán quyết ấy</w:t>
             </w:r>
           </w:p>
         </w:tc>
@@ -13671,7 +13214,7 @@
                 <w:color w:val="9C3A24"/>
                 <w:sz w:val="20"/>
               </w:rPr>
-              <w:t>audit.js</w:t>
+              <w:t>since</w:t>
             </w:r>
           </w:p>
         </w:tc>
@@ -13684,7 +13227,7 @@
               <w:rPr>
                 <w:rFonts w:ascii="Cambria" w:hAnsi="Cambria" w:cs="Cambria" w:eastAsia="Cambria"/>
               </w:rPr>
-              <w:t>1.291</w:t>
+              <w:t>66</w:t>
             </w:r>
           </w:p>
         </w:tc>
@@ -13697,7 +13240,7 @@
               <w:rPr>
                 <w:rFonts w:ascii="Cambria" w:hAnsi="Cambria" w:cs="Cambria" w:eastAsia="Cambria"/>
               </w:rPr>
-              <w:t>tự kiểm giao diện trong trình duyệt</w:t>
+              <w:t>"được gắn nhãn từ tháng 4/2026"</w:t>
             </w:r>
           </w:p>
         </w:tc>
@@ -13714,7 +13257,7 @@
                 <w:color w:val="9C3A24"/>
                 <w:sz w:val="20"/>
               </w:rPr>
-              <w:t>iso.js</w:t>
+              <w:t>prices</w:t>
             </w:r>
           </w:p>
         </w:tc>
@@ -13727,7 +13270,7 @@
               <w:rPr>
                 <w:rFonts w:ascii="Cambria" w:hAnsi="Cambria" w:cs="Cambria" w:eastAsia="Cambria"/>
               </w:rPr>
-              <w:t>752</w:t>
+              <w:t>163 giá</w:t>
             </w:r>
           </w:p>
         </w:tc>
@@ -13739,8 +13282,15 @@
             <w:r>
               <w:rPr>
                 <w:rFonts w:ascii="Cambria" w:hAnsi="Cambria" w:cs="Cambria" w:eastAsia="Cambria"/>
-              </w:rPr>
-              <w:t>dựng phố cổ 3D bằng SVG</w:t>
+                <w:b/>
+              </w:rPr>
+              <w:t>giá một món cụ thể tại một quán có tên</w:t>
+            </w:r>
+            <w:r>
+              <w:rPr>
+                <w:rFonts w:ascii="Cambria" w:hAnsi="Cambria" w:cs="Cambria" w:eastAsia="Cambria"/>
+              </w:rPr>
+              <w:t>, kèm phán quyết "Below range"</w:t>
             </w:r>
           </w:p>
         </w:tc>
@@ -13757,7 +13307,7 @@
                 <w:color w:val="9C3A24"/>
                 <w:sz w:val="20"/>
               </w:rPr>
-              <w:t>welcome.js</w:t>
+              <w:t>flag</w:t>
             </w:r>
           </w:p>
         </w:tc>
@@ -13770,7 +13320,7 @@
               <w:rPr>
                 <w:rFonts w:ascii="Cambria" w:hAnsi="Cambria" w:cs="Cambria" w:eastAsia="Cambria"/>
               </w:rPr>
-              <w:t>553</w:t>
+              <w:t>6 câu</w:t>
             </w:r>
           </w:p>
         </w:tc>
@@ -13782,8 +13332,753 @@
             <w:r>
               <w:rPr>
                 <w:rFonts w:ascii="Cambria" w:hAnsi="Cambria" w:cs="Cambria" w:eastAsia="Cambria"/>
-              </w:rPr>
-              <w:t>màn mở đầu</w:t>
+                <w:i/>
+              </w:rPr>
+              <w:t>"Prices above the local range on 11 of 19 scans"</w:t>
+            </w:r>
+          </w:p>
+        </w:tc>
+      </w:tr>
+    </w:tbl>
+    <w:p/>
+    <w:p>
+      <w:pPr>
+        <w:spacing w:after="140"/>
+      </w:pPr>
+      <w:r>
+        <w:rPr>
+          <w:rFonts w:ascii="Consolas" w:hAnsi="Consolas" w:cs="Consolas" w:eastAsia="Consolas"/>
+          <w:color w:val="9C3A24"/>
+          <w:sz w:val="20"/>
+        </w:rPr>
+        <w:t>prices</w:t>
+      </w:r>
+      <w:r>
+        <w:rPr>
+          <w:rFonts w:ascii="Cambria" w:hAnsi="Cambria" w:cs="Cambria" w:eastAsia="Cambria"/>
+        </w:rPr>
+        <w:t xml:space="preserve"> là lớp nặng nhất: nó nêu đích danh một hàng quán có thật rồi khai một con số cụ thể mà không ai đo, xong chấm điểm con số đó.</w:t>
+      </w:r>
+    </w:p>
+    <w:p>
+      <w:pPr>
+        <w:spacing w:after="140"/>
+      </w:pPr>
+      <w:r>
+        <w:rPr>
+          <w:rFonts w:ascii="Cambria" w:hAnsi="Cambria" w:cs="Cambria" w:eastAsia="Cambria"/>
+          <w:b/>
+        </w:rPr>
+        <w:t>Cách sửa — không xoá tính năng, mà nối vào dữ liệu thật.</w:t>
+      </w:r>
+      <w:r>
+        <w:rPr>
+          <w:rFonts w:ascii="Cambria" w:hAnsi="Cambria" w:cs="Cambria" w:eastAsia="Cambria"/>
+        </w:rPr>
+        <w:t xml:space="preserve"> Cơ chế vốn đúng; chỉ dữ liệu mồi là bịa. </w:t>
+      </w:r>
+      <w:r>
+        <w:rPr>
+          <w:rFonts w:ascii="Consolas" w:hAnsi="Consolas" w:cs="Consolas" w:eastAsia="Consolas"/>
+          <w:color w:val="9C3A24"/>
+          <w:sz w:val="20"/>
+        </w:rPr>
+        <w:t>survey.js</w:t>
+      </w:r>
+      <w:r>
+        <w:rPr>
+          <w:rFonts w:ascii="Cambria" w:hAnsi="Cambria" w:cs="Cambria" w:eastAsia="Cambria"/>
+        </w:rPr>
+        <w:t xml:space="preserve"> đã ghi </w:t>
+      </w:r>
+      <w:r>
+        <w:rPr>
+          <w:rFonts w:ascii="Consolas" w:hAnsi="Consolas" w:cs="Consolas" w:eastAsia="Consolas"/>
+          <w:color w:val="9C3A24"/>
+          <w:sz w:val="20"/>
+        </w:rPr>
+        <w:t>placeId</w:t>
+      </w:r>
+      <w:r>
+        <w:rPr>
+          <w:rFonts w:ascii="Cambria" w:hAnsi="Cambria" w:cs="Cambria" w:eastAsia="Cambria"/>
+        </w:rPr>
+        <w:t xml:space="preserve"> trong từng quan sát ngay từ đầu, chưa ai đọc. Nối vào:</w:t>
+      </w:r>
+    </w:p>
+    <w:p>
+      <w:pPr>
+        <w:pStyle w:val="ListBullet"/>
+      </w:pPr>
+      <w:r>
+        <w:rPr>
+          <w:rFonts w:ascii="Consolas" w:hAnsi="Consolas" w:cs="Consolas" w:eastAsia="Consolas"/>
+          <w:color w:val="9C3A24"/>
+          <w:sz w:val="20"/>
+        </w:rPr>
+        <w:t>survey.js</w:t>
+      </w:r>
+      <w:r>
+        <w:rPr>
+          <w:rFonts w:ascii="Cambria" w:hAnsi="Cambria" w:cs="Cambria" w:eastAsia="Cambria"/>
+        </w:rPr>
+        <w:t xml:space="preserve"> thêm </w:t>
+      </w:r>
+      <w:r>
+        <w:rPr>
+          <w:rFonts w:ascii="Consolas" w:hAnsi="Consolas" w:cs="Consolas" w:eastAsia="Consolas"/>
+          <w:color w:val="9C3A24"/>
+          <w:sz w:val="20"/>
+        </w:rPr>
+        <w:t>theoCoSo()</w:t>
+      </w:r>
+      <w:r>
+        <w:rPr>
+          <w:rFonts w:ascii="Cambria" w:hAnsi="Cambria" w:cs="Cambria" w:eastAsia="Cambria"/>
+        </w:rPr>
+        <w:t xml:space="preserve"> — gom quan sát theo từng cơ sở;</w:t>
+      </w:r>
+    </w:p>
+    <w:p>
+      <w:pPr>
+        <w:pStyle w:val="ListBullet"/>
+      </w:pPr>
+      <w:r>
+        <w:rPr>
+          <w:rFonts w:ascii="Consolas" w:hAnsi="Consolas" w:cs="Consolas" w:eastAsia="Consolas"/>
+          <w:color w:val="9C3A24"/>
+          <w:sz w:val="20"/>
+        </w:rPr>
+        <w:t>coso.js</w:t>
+      </w:r>
+      <w:r>
+        <w:rPr>
+          <w:rFonts w:ascii="Cambria" w:hAnsi="Cambria" w:cs="Cambria" w:eastAsia="Cambria"/>
+        </w:rPr>
+        <w:t xml:space="preserve"> (mới) suy phán quyết lúc chạy: đủ </w:t>
+      </w:r>
+      <w:r>
+        <w:rPr>
+          <w:rFonts w:ascii="Consolas" w:hAnsi="Consolas" w:cs="Consolas" w:eastAsia="Consolas"/>
+          <w:color w:val="9C3A24"/>
+          <w:sz w:val="20"/>
+        </w:rPr>
+        <w:t>MIN_QUAN_SAT = 5</w:t>
+      </w:r>
+      <w:r>
+        <w:rPr>
+          <w:rFonts w:ascii="Cambria" w:hAnsi="Cambria" w:cs="Cambria" w:eastAsia="Cambria"/>
+        </w:rPr>
+        <w:t xml:space="preserve"> mẫu và ≥80%</w:t>
+      </w:r>
+    </w:p>
+    <w:p>
+      <w:pPr>
+        <w:spacing w:after="140"/>
+      </w:pPr>
+      <w:r>
+        <w:rPr>
+          <w:rFonts w:ascii="Cambria" w:hAnsi="Cambria" w:cs="Cambria" w:eastAsia="Cambria"/>
+        </w:rPr>
+        <w:t xml:space="preserve">nằm trong khoảng thường gặp thì "Đúng Giá"; dưới ngưỡng là </w:t>
+      </w:r>
+      <w:r>
+        <w:rPr>
+          <w:rFonts w:ascii="Cambria" w:hAnsi="Cambria" w:cs="Cambria" w:eastAsia="Cambria"/>
+          <w:b/>
+        </w:rPr>
+        <w:t>CHƯA BIẾT</w:t>
+      </w:r>
+      <w:r>
+        <w:rPr>
+          <w:rFonts w:ascii="Cambria" w:hAnsi="Cambria" w:cs="Cambria" w:eastAsia="Cambria"/>
+        </w:rPr>
+        <w:t>, không phải "chưa đạt" — hai câu ấy khác nhau với người bán;</w:t>
+      </w:r>
+    </w:p>
+    <w:p>
+      <w:pPr>
+        <w:pStyle w:val="ListBullet"/>
+      </w:pPr>
+      <w:r>
+        <w:rPr>
+          <w:rFonts w:ascii="Consolas" w:hAnsi="Consolas" w:cs="Consolas" w:eastAsia="Consolas"/>
+          <w:color w:val="9C3A24"/>
+          <w:sz w:val="20"/>
+        </w:rPr>
+        <w:t>places.json</w:t>
+      </w:r>
+      <w:r>
+        <w:rPr>
+          <w:rFonts w:ascii="Cambria" w:hAnsi="Cambria" w:cs="Cambria" w:eastAsia="Cambria"/>
+        </w:rPr>
+        <w:t xml:space="preserve"> chỉ còn dữ kiện kiểm chứng được: tên, phố, phân khúc, món,</w:t>
+      </w:r>
+    </w:p>
+    <w:p>
+      <w:pPr>
+        <w:spacing w:after="140"/>
+      </w:pPr>
+      <w:r>
+        <w:rPr>
+          <w:rFonts w:ascii="Cambria" w:hAnsi="Cambria" w:cs="Cambria" w:eastAsia="Cambria"/>
+        </w:rPr>
+        <w:t xml:space="preserve">toạ độ. Năm trường trên </w:t>
+      </w:r>
+      <w:r>
+        <w:rPr>
+          <w:rFonts w:ascii="Cambria" w:hAnsi="Cambria" w:cs="Cambria" w:eastAsia="Cambria"/>
+          <w:b/>
+        </w:rPr>
+        <w:t>đã gỡ hết</w:t>
+      </w:r>
+      <w:r>
+        <w:rPr>
+          <w:rFonts w:ascii="Cambria" w:hAnsi="Cambria" w:cs="Cambria" w:eastAsia="Cambria"/>
+        </w:rPr>
+        <w:t>;</w:t>
+      </w:r>
+    </w:p>
+    <w:p>
+      <w:pPr>
+        <w:pStyle w:val="ListBullet"/>
+      </w:pPr>
+      <w:r>
+        <w:rPr>
+          <w:rFonts w:ascii="Cambria" w:hAnsi="Cambria" w:cs="Cambria" w:eastAsia="Cambria"/>
+        </w:rPr>
+        <w:t xml:space="preserve">một phép thử canh cửa: </w:t>
+      </w:r>
+      <w:r>
+        <w:rPr>
+          <w:rFonts w:ascii="Consolas" w:hAnsi="Consolas" w:cs="Consolas" w:eastAsia="Consolas"/>
+          <w:color w:val="9C3A24"/>
+          <w:sz w:val="20"/>
+        </w:rPr>
+        <w:t>places.json</w:t>
+      </w:r>
+      <w:r>
+        <w:rPr>
+          <w:rFonts w:ascii="Cambria" w:hAnsi="Cambria" w:cs="Cambria" w:eastAsia="Cambria"/>
+        </w:rPr>
+        <w:t xml:space="preserve"> chứa bất kỳ trường nào trong số đó là</w:t>
+      </w:r>
+    </w:p>
+    <w:p>
+      <w:pPr>
+        <w:spacing w:after="140"/>
+      </w:pPr>
+      <w:r>
+        <w:rPr>
+          <w:rFonts w:ascii="Cambria" w:hAnsi="Cambria" w:cs="Cambria" w:eastAsia="Cambria"/>
+        </w:rPr>
+        <w:t>bộ thử đỏ.</w:t>
+      </w:r>
+    </w:p>
+    <w:p>
+      <w:pPr>
+        <w:spacing w:after="140"/>
+      </w:pPr>
+      <w:r>
+        <w:rPr>
+          <w:rFonts w:ascii="Cambria" w:hAnsi="Cambria" w:cs="Cambria" w:eastAsia="Cambria"/>
+        </w:rPr>
+        <w:t xml:space="preserve">Hôm nay app hiện </w:t>
+      </w:r>
+      <w:r>
+        <w:rPr>
+          <w:rFonts w:ascii="Cambria" w:hAnsi="Cambria" w:cs="Cambria" w:eastAsia="Cambria"/>
+          <w:b/>
+        </w:rPr>
+        <w:t>0 nhãn Đúng Giá, 0 quán trên khoảng</w:t>
+      </w:r>
+      <w:r>
+        <w:rPr>
+          <w:rFonts w:ascii="Cambria" w:hAnsi="Cambria" w:cs="Cambria" w:eastAsia="Cambria"/>
+        </w:rPr>
+        <w:t xml:space="preserve"> — đúng với chương 0. Quét 5 lần ở một quán thì nhãn lên xanh kèm câu </w:t>
+      </w:r>
+      <w:r>
+        <w:rPr>
+          <w:rFonts w:ascii="Cambria" w:hAnsi="Cambria" w:cs="Cambria" w:eastAsia="Cambria"/>
+          <w:i/>
+        </w:rPr>
+        <w:t>"5 of 5 scans inside the usual range"</w:t>
+      </w:r>
+      <w:r>
+        <w:rPr>
+          <w:rFonts w:ascii="Cambria" w:hAnsi="Cambria" w:cs="Cambria" w:eastAsia="Cambria"/>
+        </w:rPr>
+        <w:t>. Đó cũng là cảnh quay tự nhiên nhất cho video demo 3 phút: con số đi từ 0 lên 1 ngay trước ống kính.</w:t>
+      </w:r>
+    </w:p>
+    <w:p>
+      <w:pPr>
+        <w:pStyle w:val="Heading3"/>
+        <w:spacing w:before="200"/>
+      </w:pPr>
+      <w:r>
+        <w:rPr>
+          <w:rFonts w:ascii="Cambria" w:hAnsi="Cambria" w:cs="Cambria" w:eastAsia="Cambria"/>
+          <w:b/>
+          <w:color w:val="0E2B24"/>
+        </w:rPr>
+        <w:t>17.2 Nợ đã biết, đang chờ dữ liệu</w:t>
+      </w:r>
+    </w:p>
+    <w:p>
+      <w:pPr>
+        <w:pStyle w:val="ListBullet"/>
+      </w:pPr>
+      <w:r>
+        <w:rPr>
+          <w:rFonts w:ascii="Cambria" w:hAnsi="Cambria" w:cs="Cambria" w:eastAsia="Cambria"/>
+          <w:b/>
+        </w:rPr>
+        <w:t>Tập ảnh khó cho bộ nhận tiền</w:t>
+      </w:r>
+      <w:r>
+        <w:rPr>
+          <w:rFonts w:ascii="Cambria" w:hAnsi="Cambria" w:cs="Cambria" w:eastAsia="Cambria"/>
+        </w:rPr>
+        <w:t xml:space="preserve"> chưa có → ngưỡng tin cậy chưa hiệu chuẩn →</w:t>
+      </w:r>
+    </w:p>
+    <w:p>
+      <w:pPr>
+        <w:spacing w:after="140"/>
+      </w:pPr>
+      <w:r>
+        <w:rPr>
+          <w:rFonts w:ascii="Cambria" w:hAnsi="Cambria" w:cs="Cambria" w:eastAsia="Cambria"/>
+        </w:rPr>
+        <w:t>model chưa được nối vào app.</w:t>
+      </w:r>
+    </w:p>
+    <w:p>
+      <w:pPr>
+        <w:pStyle w:val="ListBullet"/>
+      </w:pPr>
+      <w:r>
+        <w:rPr>
+          <w:rFonts w:ascii="Cambria" w:hAnsi="Cambria" w:cs="Cambria" w:eastAsia="Cambria"/>
+          <w:b/>
+        </w:rPr>
+        <w:t>Hai mục lịch mang `verify: true`</w:t>
+      </w:r>
+      <w:r>
+        <w:rPr>
+          <w:rFonts w:ascii="Cambria" w:hAnsi="Cambria" w:cs="Cambria" w:eastAsia="Cambria"/>
+        </w:rPr>
+        <w:t xml:space="preserve"> (Cầu Ngư Đà Nẵng, Trung Thu Hội An) chưa</w:t>
+      </w:r>
+    </w:p>
+    <w:p>
+      <w:pPr>
+        <w:spacing w:after="140"/>
+      </w:pPr>
+      <w:r>
+        <w:rPr>
+          <w:rFonts w:ascii="Cambria" w:hAnsi="Cambria" w:cs="Cambria" w:eastAsia="Cambria"/>
+        </w:rPr>
+        <w:t>có người xác nhận → đang bị lọc khỏi giao diện.</w:t>
+      </w:r>
+    </w:p>
+    <w:p>
+      <w:pPr>
+        <w:pStyle w:val="ListBullet"/>
+      </w:pPr>
+      <w:r>
+        <w:rPr>
+          <w:rFonts w:ascii="Cambria" w:hAnsi="Cambria" w:cs="Cambria" w:eastAsia="Cambria"/>
+          <w:b/>
+        </w:rPr>
+        <w:t>219/219 ô giá vẫn mang cờ `seed`</w:t>
+      </w:r>
+      <w:r>
+        <w:rPr>
+          <w:rFonts w:ascii="Cambria" w:hAnsi="Cambria" w:cs="Cambria" w:eastAsia="Cambria"/>
+        </w:rPr>
+        <w:t xml:space="preserve"> — chưa ô nào lên tới bậc </w:t>
+      </w:r>
+      <w:r>
+        <w:rPr>
+          <w:rFonts w:ascii="Consolas" w:hAnsi="Consolas" w:cs="Consolas" w:eastAsia="Consolas"/>
+          <w:color w:val="9C3A24"/>
+          <w:sz w:val="20"/>
+        </w:rPr>
+        <w:t>fair</w:t>
+      </w:r>
+      <w:r>
+        <w:rPr>
+          <w:rFonts w:ascii="Cambria" w:hAnsi="Cambria" w:cs="Cambria" w:eastAsia="Cambria"/>
+        </w:rPr>
+        <w:t>.</w:t>
+      </w:r>
+    </w:p>
+    <w:p>
+      <w:pPr>
+        <w:pStyle w:val="ListBullet"/>
+      </w:pPr>
+      <w:r>
+        <w:rPr>
+          <w:rFonts w:ascii="Cambria" w:hAnsi="Cambria" w:cs="Cambria" w:eastAsia="Cambria"/>
+          <w:b/>
+        </w:rPr>
+        <w:t>Hệ số quy đổi giá app giao hàng chưa đo</w:t>
+      </w:r>
+      <w:r>
+        <w:rPr>
+          <w:rFonts w:ascii="Cambria" w:hAnsi="Cambria" w:cs="Cambria" w:eastAsia="Cambria"/>
+        </w:rPr>
+        <w:t xml:space="preserve"> → nguồn 3 chưa chảy vào dải.</w:t>
+      </w:r>
+    </w:p>
+    <w:p>
+      <w:pPr>
+        <w:pStyle w:val="Heading3"/>
+        <w:spacing w:before="200"/>
+      </w:pPr>
+      <w:r>
+        <w:rPr>
+          <w:rFonts w:ascii="Cambria" w:hAnsi="Cambria" w:cs="Cambria" w:eastAsia="Cambria"/>
+          <w:b/>
+          <w:color w:val="0E2B24"/>
+        </w:rPr>
+        <w:t>17.3 Giới hạn theo thiết kế</w:t>
+      </w:r>
+    </w:p>
+    <w:p>
+      <w:pPr>
+        <w:pStyle w:val="ListBullet"/>
+      </w:pPr>
+      <w:r>
+        <w:rPr>
+          <w:rFonts w:ascii="Cambria" w:hAnsi="Cambria" w:cs="Cambria" w:eastAsia="Cambria"/>
+          <w:b/>
+        </w:rPr>
+        <w:t>77 món, 6 vùng.</w:t>
+      </w:r>
+      <w:r>
+        <w:rPr>
+          <w:rFonts w:ascii="Cambria" w:hAnsi="Cambria" w:cs="Cambria" w:eastAsia="Cambria"/>
+        </w:rPr>
+        <w:t xml:space="preserve"> Ngoài phạm vi này app im lặng, và đó là lựa chọn chứ</w:t>
+      </w:r>
+    </w:p>
+    <w:p>
+      <w:pPr>
+        <w:spacing w:after="140"/>
+      </w:pPr>
+      <w:r>
+        <w:rPr>
+          <w:rFonts w:ascii="Cambria" w:hAnsi="Cambria" w:cs="Cambria" w:eastAsia="Cambria"/>
+        </w:rPr>
+        <w:t>không phải thiếu sót — nhưng nó là chỗ mô hình ngôn ngữ thắng (14.2).</w:t>
+      </w:r>
+    </w:p>
+    <w:p>
+      <w:pPr>
+        <w:pStyle w:val="ListBullet"/>
+      </w:pPr>
+      <w:r>
+        <w:rPr>
+          <w:rFonts w:ascii="Cambria" w:hAnsi="Cambria" w:cs="Cambria" w:eastAsia="Cambria"/>
+          <w:b/>
+        </w:rPr>
+        <w:t>Chế độ nhận diện món cần mạng.</w:t>
+      </w:r>
+      <w:r>
+        <w:rPr>
+          <w:rFonts w:ascii="Cambria" w:hAnsi="Cambria" w:cs="Cambria" w:eastAsia="Cambria"/>
+        </w:rPr>
+        <w:t xml:space="preserve"> Không có model nhận diện vật thể nào đủ</w:t>
+      </w:r>
+    </w:p>
+    <w:p>
+      <w:pPr>
+        <w:spacing w:after="140"/>
+      </w:pPr>
+      <w:r>
+        <w:rPr>
+          <w:rFonts w:ascii="Cambria" w:hAnsi="Cambria" w:cs="Cambria" w:eastAsia="Cambria"/>
+        </w:rPr>
+        <w:t>nhỏ để chạy trên máy.</w:t>
+      </w:r>
+    </w:p>
+    <w:p>
+      <w:pPr>
+        <w:pStyle w:val="ListBullet"/>
+      </w:pPr>
+      <w:r>
+        <w:rPr>
+          <w:rFonts w:ascii="Cambria" w:hAnsi="Cambria" w:cs="Cambria" w:eastAsia="Cambria"/>
+          <w:b/>
+        </w:rPr>
+        <w:t>Tỉ giá cập nhật tay.</w:t>
+      </w:r>
+      <w:r>
+        <w:rPr>
+          <w:rFonts w:ascii="Cambria" w:hAnsi="Cambria" w:cs="Cambria" w:eastAsia="Cambria"/>
+        </w:rPr>
+        <w:t xml:space="preserve"> </w:t>
+      </w:r>
+      <w:r>
+        <w:rPr>
+          <w:rFonts w:ascii="Consolas" w:hAnsi="Consolas" w:cs="Consolas" w:eastAsia="Consolas"/>
+          <w:color w:val="9C3A24"/>
+          <w:sz w:val="20"/>
+        </w:rPr>
+        <w:t>_fx</w:t>
+      </w:r>
+      <w:r>
+        <w:rPr>
+          <w:rFonts w:ascii="Cambria" w:hAnsi="Cambria" w:cs="Cambria" w:eastAsia="Cambria"/>
+        </w:rPr>
+        <w:t xml:space="preserve"> mang </w:t>
+      </w:r>
+      <w:r>
+        <w:rPr>
+          <w:rFonts w:ascii="Consolas" w:hAnsi="Consolas" w:cs="Consolas" w:eastAsia="Consolas"/>
+          <w:color w:val="9C3A24"/>
+          <w:sz w:val="20"/>
+        </w:rPr>
+        <w:t>asOf</w:t>
+      </w:r>
+      <w:r>
+        <w:rPr>
+          <w:rFonts w:ascii="Cambria" w:hAnsi="Cambria" w:cs="Cambria" w:eastAsia="Cambria"/>
+        </w:rPr>
+        <w:t xml:space="preserve"> và giao diện luôn hiện dấu ≈ —</w:t>
+      </w:r>
+    </w:p>
+    <w:p>
+      <w:pPr>
+        <w:spacing w:after="140"/>
+      </w:pPr>
+      <w:r>
+        <w:rPr>
+          <w:rFonts w:ascii="Cambria" w:hAnsi="Cambria" w:cs="Cambria" w:eastAsia="Cambria"/>
+        </w:rPr>
+        <w:t>tỉ giá không có ngày là một con số giả vờ chính xác.</w:t>
+      </w:r>
+    </w:p>
+    <w:p>
+      <w:pPr>
+        <w:spacing w:before="40" w:after="40"/>
+      </w:pPr>
+      <w:r>
+        <w:rPr>
+          <w:rFonts w:ascii="Cambria" w:hAnsi="Cambria" w:cs="Cambria" w:eastAsia="Cambria"/>
+          <w:color w:val="B0B0B0"/>
+        </w:rPr>
+        <w:t>──────────────────────────────────────────────</w:t>
+      </w:r>
+    </w:p>
+    <w:p>
+      <w:pPr>
+        <w:pStyle w:val="Heading2"/>
+        <w:spacing w:before="280"/>
+      </w:pPr>
+      <w:r>
+        <w:rPr>
+          <w:rFonts w:ascii="Cambria" w:hAnsi="Cambria" w:cs="Cambria" w:eastAsia="Cambria"/>
+          <w:b/>
+          <w:color w:val="0E2B24"/>
+        </w:rPr>
+        <w:t>18. Cách chạy</w:t>
+      </w:r>
+    </w:p>
+    <w:p>
+      <w:pPr>
+        <w:spacing w:before="80" w:after="160"/>
+        <w:ind w:left="340"/>
+      </w:pPr>
+      <w:r>
+        <w:rPr>
+          <w:rFonts w:ascii="Consolas" w:hAnsi="Consolas" w:cs="Consolas" w:eastAsia="Consolas"/>
+          <w:sz w:val="19"/>
+        </w:rPr>
+        <w:t># chạy app</w:t>
+        <w:br/>
+        <w:t>cd nonla-app &amp;&amp; python ../tools/serve.py</w:t>
+      </w:r>
+    </w:p>
+    <w:p>
+      <w:pPr>
+        <w:spacing w:before="80" w:after="160"/>
+        <w:ind w:left="340"/>
+      </w:pPr>
+      <w:r>
+        <w:rPr>
+          <w:rFonts w:ascii="Consolas" w:hAnsi="Consolas" w:cs="Consolas" w:eastAsia="Consolas"/>
+          <w:sz w:val="19"/>
+        </w:rPr>
+        <w:t># phép thử lõi</w:t>
+        <w:br/>
+        <w:t>cd nonla-app &amp;&amp; node test.mjs</w:t>
+      </w:r>
+    </w:p>
+    <w:p>
+      <w:pPr>
+        <w:spacing w:before="80" w:after="160"/>
+        <w:ind w:left="340"/>
+      </w:pPr>
+      <w:r>
+        <w:rPr>
+          <w:rFonts w:ascii="Consolas" w:hAnsi="Consolas" w:cs="Consolas" w:eastAsia="Consolas"/>
+          <w:sz w:val="19"/>
+        </w:rPr>
+        <w:t># soát hồ sơ có khớp mã không</w:t>
+        <w:br/>
+        <w:t>node tools/soat-ho-so.mjs</w:t>
+      </w:r>
+    </w:p>
+    <w:p>
+      <w:pPr>
+        <w:spacing w:before="80" w:after="160"/>
+        <w:ind w:left="340"/>
+      </w:pPr>
+      <w:r>
+        <w:rPr>
+          <w:rFonts w:ascii="Consolas" w:hAnsi="Consolas" w:cs="Consolas" w:eastAsia="Consolas"/>
+          <w:sz w:val="19"/>
+        </w:rPr>
+        <w:t># đo lại đối chứng LLM (cần khoá trong D:\Claude\.secrets)</w:t>
+        <w:br/>
+        <w:t>node tools/doi-chung-llm.mjs</w:t>
+      </w:r>
+    </w:p>
+    <w:p>
+      <w:pPr>
+        <w:spacing w:before="80" w:after="160"/>
+        <w:ind w:left="340"/>
+      </w:pPr>
+      <w:r>
+        <w:rPr>
+          <w:rFonts w:ascii="Consolas" w:hAnsi="Consolas" w:cs="Consolas" w:eastAsia="Consolas"/>
+          <w:sz w:val="19"/>
+        </w:rPr>
+        <w:t># huấn luyện bộ nhận tiền (trên máy có GPU)</w:t>
+        <w:br/>
+        <w:t>python tien-model/yolo-sang-lop.py --vao &lt;dataset&gt; --ra &lt;tạm&gt;</w:t>
+        <w:br/>
+        <w:t>python tien-model/chuan-bi-anh.py --vao &lt;tạm&gt; --ra anh</w:t>
+        <w:br/>
+        <w:t>python tien-model/train.py --epoch 25 --batch 32</w:t>
+        <w:br/>
+        <w:t>python tien-model/xuat-onnx.py --model mobilenetv4_conv_small</w:t>
+      </w:r>
+    </w:p>
+    <w:p>
+      <w:pPr>
+        <w:spacing w:before="40" w:after="40"/>
+      </w:pPr>
+      <w:r>
+        <w:rPr>
+          <w:rFonts w:ascii="Cambria" w:hAnsi="Cambria" w:cs="Cambria" w:eastAsia="Cambria"/>
+          <w:color w:val="B0B0B0"/>
+        </w:rPr>
+        <w:t>──────────────────────────────────────────────</w:t>
+      </w:r>
+    </w:p>
+    <w:p>
+      <w:pPr>
+        <w:pStyle w:val="Heading2"/>
+        <w:spacing w:before="280"/>
+      </w:pPr>
+      <w:r>
+        <w:rPr>
+          <w:rFonts w:ascii="Cambria" w:hAnsi="Cambria" w:cs="Cambria" w:eastAsia="Cambria"/>
+          <w:b/>
+          <w:color w:val="0E2B24"/>
+        </w:rPr>
+        <w:t>19. Danh mục tệp mã nguồn</w:t>
+      </w:r>
+    </w:p>
+    <w:p>
+      <w:pPr>
+        <w:pStyle w:val="Heading3"/>
+        <w:spacing w:before="200"/>
+      </w:pPr>
+      <w:r>
+        <w:rPr>
+          <w:rFonts w:ascii="Cambria" w:hAnsi="Cambria" w:cs="Cambria" w:eastAsia="Cambria"/>
+          <w:b/>
+          <w:color w:val="0E2B24"/>
+        </w:rPr>
+        <w:t>19.1 Ứng dụng (</w:t>
+      </w:r>
+      <w:r>
+        <w:rPr>
+          <w:rFonts w:ascii="Consolas" w:hAnsi="Consolas" w:cs="Consolas" w:eastAsia="Consolas"/>
+          <w:b/>
+          <w:color w:val="0E2B24"/>
+          <w:sz w:val="20"/>
+        </w:rPr>
+        <w:t>nonla-app/</w:t>
+      </w:r>
+      <w:r>
+        <w:rPr>
+          <w:rFonts w:ascii="Cambria" w:hAnsi="Cambria" w:cs="Cambria" w:eastAsia="Cambria"/>
+          <w:b/>
+          <w:color w:val="0E2B24"/>
+        </w:rPr>
+        <w:t>)</w:t>
+      </w:r>
+    </w:p>
+    <w:tbl>
+      <w:tblPr>
+        <w:tblStyle w:val="TableGrid"/>
+        <w:tblW w:type="auto" w:w="0"/>
+        <w:jc w:val="center"/>
+        <w:tblLook w:firstColumn="1" w:firstRow="1" w:lastColumn="0" w:lastRow="0" w:noHBand="0" w:noVBand="1" w:val="04A0"/>
+      </w:tblPr>
+      <w:tblGrid>
+        <w:gridCol w:w="3249"/>
+        <w:gridCol w:w="3249"/>
+        <w:gridCol w:w="3249"/>
+      </w:tblGrid>
+      <w:tr>
+        <w:tc>
+          <w:tcPr>
+            <w:tcW w:type="dxa" w:w="3249"/>
+          </w:tcPr>
+          <w:p>
+            <w:r>
+              <w:rPr>
+                <w:rFonts w:ascii="Cambria" w:hAnsi="Cambria" w:cs="Cambria" w:eastAsia="Cambria"/>
+                <w:b/>
+              </w:rPr>
+              <w:t>Tệp</w:t>
+            </w:r>
+          </w:p>
+        </w:tc>
+        <w:tc>
+          <w:tcPr>
+            <w:tcW w:type="dxa" w:w="3249"/>
+          </w:tcPr>
+          <w:p>
+            <w:r>
+              <w:rPr>
+                <w:rFonts w:ascii="Cambria" w:hAnsi="Cambria" w:cs="Cambria" w:eastAsia="Cambria"/>
+                <w:b/>
+              </w:rPr>
+              <w:t>Dòng</w:t>
+            </w:r>
+          </w:p>
+        </w:tc>
+        <w:tc>
+          <w:tcPr>
+            <w:tcW w:type="dxa" w:w="3249"/>
+          </w:tcPr>
+          <w:p>
+            <w:r>
+              <w:rPr>
+                <w:rFonts w:ascii="Cambria" w:hAnsi="Cambria" w:cs="Cambria" w:eastAsia="Cambria"/>
+                <w:b/>
+              </w:rPr>
+              <w:t>Vai trò</w:t>
             </w:r>
           </w:p>
         </w:tc>
@@ -13800,7 +14095,7 @@
                 <w:color w:val="9C3A24"/>
                 <w:sz w:val="20"/>
               </w:rPr>
-              <w:t>imgsvc.js</w:t>
+              <w:t>app.js</w:t>
             </w:r>
           </w:p>
         </w:tc>
@@ -13813,7 +14108,7 @@
               <w:rPr>
                 <w:rFonts w:ascii="Cambria" w:hAnsi="Cambria" w:cs="Cambria" w:eastAsia="Cambria"/>
               </w:rPr>
-              <w:t>465</w:t>
+              <w:t>4.901</w:t>
             </w:r>
           </w:p>
         </w:tc>
@@ -13826,7 +14121,7 @@
               <w:rPr>
                 <w:rFonts w:ascii="Cambria" w:hAnsi="Cambria" w:cs="Cambria" w:eastAsia="Cambria"/>
               </w:rPr>
-              <w:t>sinh icon bằng API ảnh</w:t>
+              <w:t>bộ điều phối, dựng giao diện, định tuyến</w:t>
             </w:r>
           </w:p>
         </w:tc>
@@ -13843,7 +14138,7 @@
                 <w:color w:val="9C3A24"/>
                 <w:sz w:val="20"/>
               </w:rPr>
-              <w:t>i18n.js</w:t>
+              <w:t>bigmap.js</w:t>
             </w:r>
           </w:p>
         </w:tc>
@@ -13856,7 +14151,7 @@
               <w:rPr>
                 <w:rFonts w:ascii="Cambria" w:hAnsi="Cambria" w:cs="Cambria" w:eastAsia="Cambria"/>
               </w:rPr>
-              <w:t>336</w:t>
+              <w:t>1.515</w:t>
             </w:r>
           </w:p>
         </w:tc>
@@ -13869,7 +14164,7 @@
               <w:rPr>
                 <w:rFonts w:ascii="Cambria" w:hAnsi="Cambria" w:cs="Cambria" w:eastAsia="Cambria"/>
               </w:rPr>
-              <w:t>5 thứ tiếng</w:t>
+              <w:t>màn bản đồ chi tiết</w:t>
             </w:r>
           </w:p>
         </w:tc>
@@ -13886,7 +14181,7 @@
                 <w:color w:val="9C3A24"/>
                 <w:sz w:val="20"/>
               </w:rPr>
-              <w:t>postcard.js</w:t>
+              <w:t>audit.js</w:t>
             </w:r>
           </w:p>
         </w:tc>
@@ -13899,7 +14194,7 @@
               <w:rPr>
                 <w:rFonts w:ascii="Cambria" w:hAnsi="Cambria" w:cs="Cambria" w:eastAsia="Cambria"/>
               </w:rPr>
-              <w:t>332</w:t>
+              <w:t>1.291</w:t>
             </w:r>
           </w:p>
         </w:tc>
@@ -13912,7 +14207,7 @@
               <w:rPr>
                 <w:rFonts w:ascii="Cambria" w:hAnsi="Cambria" w:cs="Cambria" w:eastAsia="Cambria"/>
               </w:rPr>
-              <w:t>bưu thiếp cuối chuyến</w:t>
+              <w:t>tự kiểm giao diện trong trình duyệt</w:t>
             </w:r>
           </w:p>
         </w:tc>
@@ -13929,7 +14224,7 @@
                 <w:color w:val="9C3A24"/>
                 <w:sz w:val="20"/>
               </w:rPr>
-              <w:t>foodmap.js</w:t>
+              <w:t>iso.js</w:t>
             </w:r>
           </w:p>
         </w:tc>
@@ -13942,7 +14237,7 @@
               <w:rPr>
                 <w:rFonts w:ascii="Cambria" w:hAnsi="Cambria" w:cs="Cambria" w:eastAsia="Cambria"/>
               </w:rPr>
-              <w:t>331</w:t>
+              <w:t>752</w:t>
             </w:r>
           </w:p>
         </w:tc>
@@ -13955,7 +14250,7 @@
               <w:rPr>
                 <w:rFonts w:ascii="Cambria" w:hAnsi="Cambria" w:cs="Cambria" w:eastAsia="Cambria"/>
               </w:rPr>
-              <w:t>bản đồ món phải thử</w:t>
+              <w:t>dựng phố cổ 3D bằng SVG</w:t>
             </w:r>
           </w:p>
         </w:tc>
@@ -13972,7 +14267,7 @@
                 <w:color w:val="9C3A24"/>
                 <w:sz w:val="20"/>
               </w:rPr>
-              <w:t>surveyui.js</w:t>
+              <w:t>welcome.js</w:t>
             </w:r>
           </w:p>
         </w:tc>
@@ -13985,7 +14280,7 @@
               <w:rPr>
                 <w:rFonts w:ascii="Cambria" w:hAnsi="Cambria" w:cs="Cambria" w:eastAsia="Cambria"/>
               </w:rPr>
-              <w:t>280</w:t>
+              <w:t>553</w:t>
             </w:r>
           </w:p>
         </w:tc>
@@ -13998,7 +14293,7 @@
               <w:rPr>
                 <w:rFonts w:ascii="Cambria" w:hAnsi="Cambria" w:cs="Cambria" w:eastAsia="Cambria"/>
               </w:rPr>
-              <w:t>giao diện khảo sát</w:t>
+              <w:t>màn mở đầu</w:t>
             </w:r>
           </w:p>
         </w:tc>
@@ -14015,7 +14310,7 @@
                 <w:color w:val="9C3A24"/>
                 <w:sz w:val="20"/>
               </w:rPr>
-              <w:t>community.js</w:t>
+              <w:t>imgsvc.js</w:t>
             </w:r>
           </w:p>
         </w:tc>
@@ -14028,7 +14323,7 @@
               <w:rPr>
                 <w:rFonts w:ascii="Cambria" w:hAnsi="Cambria" w:cs="Cambria" w:eastAsia="Cambria"/>
               </w:rPr>
-              <w:t>277</w:t>
+              <w:t>465</w:t>
             </w:r>
           </w:p>
         </w:tc>
@@ -14041,7 +14336,7 @@
               <w:rPr>
                 <w:rFonts w:ascii="Cambria" w:hAnsi="Cambria" w:cs="Cambria" w:eastAsia="Cambria"/>
               </w:rPr>
-              <w:t>màn cộng đồng</w:t>
+              <w:t>sinh icon bằng API ảnh</w:t>
             </w:r>
           </w:p>
         </w:tc>
@@ -14058,7 +14353,7 @@
                 <w:color w:val="9C3A24"/>
                 <w:sz w:val="20"/>
               </w:rPr>
-              <w:t>pricesrc.js</w:t>
+              <w:t>i18n.js</w:t>
             </w:r>
           </w:p>
         </w:tc>
@@ -14071,7 +14366,7 @@
               <w:rPr>
                 <w:rFonts w:ascii="Cambria" w:hAnsi="Cambria" w:cs="Cambria" w:eastAsia="Cambria"/>
               </w:rPr>
-              <w:t>270</w:t>
+              <w:t>336</w:t>
             </w:r>
           </w:p>
         </w:tc>
@@ -14084,7 +14379,7 @@
               <w:rPr>
                 <w:rFonts w:ascii="Cambria" w:hAnsi="Cambria" w:cs="Cambria" w:eastAsia="Cambria"/>
               </w:rPr>
-              <w:t>số này có vào dải không</w:t>
+              <w:t>5 thứ tiếng</w:t>
             </w:r>
           </w:p>
         </w:tc>
@@ -14101,7 +14396,7 @@
                 <w:color w:val="9C3A24"/>
                 <w:sz w:val="20"/>
               </w:rPr>
-              <w:t>sights.js</w:t>
+              <w:t>postcard.js</w:t>
             </w:r>
           </w:p>
         </w:tc>
@@ -14114,7 +14409,7 @@
               <w:rPr>
                 <w:rFonts w:ascii="Cambria" w:hAnsi="Cambria" w:cs="Cambria" w:eastAsia="Cambria"/>
               </w:rPr>
-              <w:t>261</w:t>
+              <w:t>332</w:t>
             </w:r>
           </w:p>
         </w:tc>
@@ -14127,7 +14422,7 @@
               <w:rPr>
                 <w:rFonts w:ascii="Cambria" w:hAnsi="Cambria" w:cs="Cambria" w:eastAsia="Cambria"/>
               </w:rPr>
-              <w:t>icon mốc vẽ tay</w:t>
+              <w:t>bưu thiếp cuối chuyến</w:t>
             </w:r>
           </w:p>
         </w:tc>
@@ -14144,7 +14439,7 @@
                 <w:color w:val="9C3A24"/>
                 <w:sz w:val="20"/>
               </w:rPr>
-              <w:t>motifs.js</w:t>
+              <w:t>foodmap.js</w:t>
             </w:r>
           </w:p>
         </w:tc>
@@ -14157,7 +14452,7 @@
               <w:rPr>
                 <w:rFonts w:ascii="Cambria" w:hAnsi="Cambria" w:cs="Cambria" w:eastAsia="Cambria"/>
               </w:rPr>
-              <w:t>257</w:t>
+              <w:t>331</w:t>
             </w:r>
           </w:p>
         </w:tc>
@@ -14170,7 +14465,7 @@
               <w:rPr>
                 <w:rFonts w:ascii="Cambria" w:hAnsi="Cambria" w:cs="Cambria" w:eastAsia="Cambria"/>
               </w:rPr>
-              <w:t>hoạ tiết Đông Sơn</w:t>
+              <w:t>bản đồ món phải thử</w:t>
             </w:r>
           </w:p>
         </w:tc>
@@ -14187,7 +14482,7 @@
                 <w:color w:val="9C3A24"/>
                 <w:sz w:val="20"/>
               </w:rPr>
-              <w:t>history.js</w:t>
+              <w:t>surveyui.js</w:t>
             </w:r>
           </w:p>
         </w:tc>
@@ -14200,7 +14495,7 @@
               <w:rPr>
                 <w:rFonts w:ascii="Cambria" w:hAnsi="Cambria" w:cs="Cambria" w:eastAsia="Cambria"/>
               </w:rPr>
-              <w:t>253</w:t>
+              <w:t>280</w:t>
             </w:r>
           </w:p>
         </w:tc>
@@ -14213,7 +14508,7 @@
               <w:rPr>
                 <w:rFonts w:ascii="Cambria" w:hAnsi="Cambria" w:cs="Cambria" w:eastAsia="Cambria"/>
               </w:rPr>
-              <w:t>lịch sử hoạt động (IndexedDB)</w:t>
+              <w:t>giao diện khảo sát</w:t>
             </w:r>
           </w:p>
         </w:tc>
@@ -14230,7 +14525,7 @@
                 <w:color w:val="9C3A24"/>
                 <w:sz w:val="20"/>
               </w:rPr>
-              <w:t>amlich.js</w:t>
+              <w:t>community.js</w:t>
             </w:r>
           </w:p>
         </w:tc>
@@ -14243,7 +14538,7 @@
               <w:rPr>
                 <w:rFonts w:ascii="Cambria" w:hAnsi="Cambria" w:cs="Cambria" w:eastAsia="Cambria"/>
               </w:rPr>
-              <w:t>244</w:t>
+              <w:t>277</w:t>
             </w:r>
           </w:p>
         </w:tc>
@@ -14256,7 +14551,7 @@
               <w:rPr>
                 <w:rFonts w:ascii="Cambria" w:hAnsi="Cambria" w:cs="Cambria" w:eastAsia="Cambria"/>
               </w:rPr>
-              <w:t>lõi âm lịch Việt Nam</w:t>
+              <w:t>màn cộng đồng</w:t>
             </w:r>
           </w:p>
         </w:tc>
@@ -14273,7 +14568,7 @@
                 <w:color w:val="9C3A24"/>
                 <w:sz w:val="20"/>
               </w:rPr>
-              <w:t>hanhtrinh.js</w:t>
+              <w:t>pricesrc.js</w:t>
             </w:r>
           </w:p>
         </w:tc>
@@ -14286,7 +14581,7 @@
               <w:rPr>
                 <w:rFonts w:ascii="Cambria" w:hAnsi="Cambria" w:cs="Cambria" w:eastAsia="Cambria"/>
               </w:rPr>
-              <w:t>231</w:t>
+              <w:t>270</w:t>
             </w:r>
           </w:p>
         </w:tc>
@@ -14299,7 +14594,7 @@
               <w:rPr>
                 <w:rFonts w:ascii="Cambria" w:hAnsi="Cambria" w:cs="Cambria" w:eastAsia="Cambria"/>
               </w:rPr>
-              <w:t>trang hành trình</w:t>
+              <w:t>số này có vào dải không</w:t>
             </w:r>
           </w:p>
         </w:tc>
@@ -14316,7 +14611,7 @@
                 <w:color w:val="9C3A24"/>
                 <w:sz w:val="20"/>
               </w:rPr>
-              <w:t>sw.js</w:t>
+              <w:t>sights.js</w:t>
             </w:r>
           </w:p>
         </w:tc>
@@ -14329,7 +14624,7 @@
               <w:rPr>
                 <w:rFonts w:ascii="Cambria" w:hAnsi="Cambria" w:cs="Cambria" w:eastAsia="Cambria"/>
               </w:rPr>
-              <w:t>220</w:t>
+              <w:t>261</w:t>
             </w:r>
           </w:p>
         </w:tc>
@@ -14342,7 +14637,7 @@
               <w:rPr>
                 <w:rFonts w:ascii="Cambria" w:hAnsi="Cambria" w:cs="Cambria" w:eastAsia="Cambria"/>
               </w:rPr>
-              <w:t>service worker, SHELL 64 tệp</w:t>
+              <w:t>icon mốc vẽ tay</w:t>
             </w:r>
           </w:p>
         </w:tc>
@@ -14359,7 +14654,7 @@
                 <w:color w:val="9C3A24"/>
                 <w:sz w:val="20"/>
               </w:rPr>
-              <w:t>survey.js</w:t>
+              <w:t>motifs.js</w:t>
             </w:r>
           </w:p>
         </w:tc>
@@ -14372,7 +14667,7 @@
               <w:rPr>
                 <w:rFonts w:ascii="Cambria" w:hAnsi="Cambria" w:cs="Cambria" w:eastAsia="Cambria"/>
               </w:rPr>
-              <w:t>219</w:t>
+              <w:t>257</w:t>
             </w:r>
           </w:p>
         </w:tc>
@@ -14385,7 +14680,7 @@
               <w:rPr>
                 <w:rFonts w:ascii="Cambria" w:hAnsi="Cambria" w:cs="Cambria" w:eastAsia="Cambria"/>
               </w:rPr>
-              <w:t>khảo sát giá tại chỗ</w:t>
+              <w:t>hoạ tiết Đông Sơn</w:t>
             </w:r>
           </w:p>
         </w:tc>
@@ -14402,7 +14697,7 @@
                 <w:color w:val="9C3A24"/>
                 <w:sz w:val="20"/>
               </w:rPr>
-              <w:t>cloud.js</w:t>
+              <w:t>history.js</w:t>
             </w:r>
           </w:p>
         </w:tc>
@@ -14415,7 +14710,7 @@
               <w:rPr>
                 <w:rFonts w:ascii="Cambria" w:hAnsi="Cambria" w:cs="Cambria" w:eastAsia="Cambria"/>
               </w:rPr>
-              <w:t>219</w:t>
+              <w:t>253</w:t>
             </w:r>
           </w:p>
         </w:tc>
@@ -14428,7 +14723,7 @@
               <w:rPr>
                 <w:rFonts w:ascii="Cambria" w:hAnsi="Cambria" w:cs="Cambria" w:eastAsia="Cambria"/>
               </w:rPr>
-              <w:t>chỗ duy nhất biết tới HTTP</w:t>
+              <w:t>lịch sử hoạt động (IndexedDB)</w:t>
             </w:r>
           </w:p>
         </w:tc>
@@ -14445,7 +14740,7 @@
                 <w:color w:val="9C3A24"/>
                 <w:sz w:val="20"/>
               </w:rPr>
-              <w:t>match.js</w:t>
+              <w:t>amlich.js</w:t>
             </w:r>
           </w:p>
         </w:tc>
@@ -14458,7 +14753,7 @@
               <w:rPr>
                 <w:rFonts w:ascii="Cambria" w:hAnsi="Cambria" w:cs="Cambria" w:eastAsia="Cambria"/>
               </w:rPr>
-              <w:t>210</w:t>
+              <w:t>244</w:t>
             </w:r>
           </w:p>
         </w:tc>
@@ -14471,7 +14766,7 @@
               <w:rPr>
                 <w:rFonts w:ascii="Cambria" w:hAnsi="Cambria" w:cs="Cambria" w:eastAsia="Cambria"/>
               </w:rPr>
-              <w:t>khớp món, đọc tiền, phán quyết</w:t>
+              <w:t>lõi âm lịch Việt Nam</w:t>
             </w:r>
           </w:p>
         </w:tc>
@@ -14488,7 +14783,7 @@
                 <w:color w:val="9C3A24"/>
                 <w:sz w:val="20"/>
               </w:rPr>
-              <w:t>auth.js</w:t>
+              <w:t>hanhtrinh.js</w:t>
             </w:r>
           </w:p>
         </w:tc>
@@ -14501,7 +14796,7 @@
               <w:rPr>
                 <w:rFonts w:ascii="Cambria" w:hAnsi="Cambria" w:cs="Cambria" w:eastAsia="Cambria"/>
               </w:rPr>
-              <w:t>203</w:t>
+              <w:t>231</w:t>
             </w:r>
           </w:p>
         </w:tc>
@@ -14514,7 +14809,7 @@
               <w:rPr>
                 <w:rFonts w:ascii="Cambria" w:hAnsi="Cambria" w:cs="Cambria" w:eastAsia="Cambria"/>
               </w:rPr>
-              <w:t>đăng nhập Supabase REST</w:t>
+              <w:t>trang hành trình</w:t>
             </w:r>
           </w:p>
         </w:tc>
@@ -14531,7 +14826,7 @@
                 <w:color w:val="9C3A24"/>
                 <w:sz w:val="20"/>
               </w:rPr>
-              <w:t>showcard.js</w:t>
+              <w:t>sw.js</w:t>
             </w:r>
           </w:p>
         </w:tc>
@@ -14544,7 +14839,7 @@
               <w:rPr>
                 <w:rFonts w:ascii="Cambria" w:hAnsi="Cambria" w:cs="Cambria" w:eastAsia="Cambria"/>
               </w:rPr>
-              <w:t>201</w:t>
+              <w:t>220</w:t>
             </w:r>
           </w:p>
         </w:tc>
@@ -14557,7 +14852,7 @@
               <w:rPr>
                 <w:rFonts w:ascii="Cambria" w:hAnsi="Cambria" w:cs="Cambria" w:eastAsia="Cambria"/>
               </w:rPr>
-              <w:t>màn xoay ngược cho người bán</w:t>
+              <w:t>service worker, SHELL 65 tệp</w:t>
             </w:r>
           </w:p>
         </w:tc>
@@ -14574,7 +14869,7 @@
                 <w:color w:val="9C3A24"/>
                 <w:sz w:val="20"/>
               </w:rPr>
-              <w:t>predict.js</w:t>
+              <w:t>survey.js</w:t>
             </w:r>
           </w:p>
         </w:tc>
@@ -14587,7 +14882,7 @@
               <w:rPr>
                 <w:rFonts w:ascii="Cambria" w:hAnsi="Cambria" w:cs="Cambria" w:eastAsia="Cambria"/>
               </w:rPr>
-              <w:t>194</w:t>
+              <w:t>219</w:t>
             </w:r>
           </w:p>
         </w:tc>
@@ -14600,7 +14895,7 @@
               <w:rPr>
                 <w:rFonts w:ascii="Cambria" w:hAnsi="Cambria" w:cs="Cambria" w:eastAsia="Cambria"/>
               </w:rPr>
-              <w:t>suy giá ô trống</w:t>
+              <w:t>khảo sát giá tại chỗ</w:t>
             </w:r>
           </w:p>
         </w:tc>
@@ -14617,7 +14912,7 @@
                 <w:color w:val="9C3A24"/>
                 <w:sz w:val="20"/>
               </w:rPr>
-              <w:t>eaterydish.js</w:t>
+              <w:t>cloud.js</w:t>
             </w:r>
           </w:p>
         </w:tc>
@@ -14630,7 +14925,7 @@
               <w:rPr>
                 <w:rFonts w:ascii="Cambria" w:hAnsi="Cambria" w:cs="Cambria" w:eastAsia="Cambria"/>
               </w:rPr>
-              <w:t>194</w:t>
+              <w:t>219</w:t>
             </w:r>
           </w:p>
         </w:tc>
@@ -14643,7 +14938,7 @@
               <w:rPr>
                 <w:rFonts w:ascii="Cambria" w:hAnsi="Cambria" w:cs="Cambria" w:eastAsia="Cambria"/>
               </w:rPr>
-              <w:t>suy món từ tên quán</w:t>
+              <w:t>chỗ duy nhất biết tới HTTP</w:t>
             </w:r>
           </w:p>
         </w:tc>
@@ -14660,7 +14955,7 @@
                 <w:color w:val="9C3A24"/>
                 <w:sz w:val="20"/>
               </w:rPr>
-              <w:t>citymap.js</w:t>
+              <w:t>match.js</w:t>
             </w:r>
           </w:p>
         </w:tc>
@@ -14673,7 +14968,7 @@
               <w:rPr>
                 <w:rFonts w:ascii="Cambria" w:hAnsi="Cambria" w:cs="Cambria" w:eastAsia="Cambria"/>
               </w:rPr>
-              <w:t>184</w:t>
+              <w:t>210</w:t>
             </w:r>
           </w:p>
         </w:tc>
@@ -14686,7 +14981,7 @@
               <w:rPr>
                 <w:rFonts w:ascii="Cambria" w:hAnsi="Cambria" w:cs="Cambria" w:eastAsia="Cambria"/>
               </w:rPr>
-              <w:t>bản đồ thành phố</w:t>
+              <w:t>khớp món, đọc tiền, phán quyết</w:t>
             </w:r>
           </w:p>
         </w:tc>
@@ -14703,7 +14998,7 @@
                 <w:color w:val="9C3A24"/>
                 <w:sz w:val="20"/>
               </w:rPr>
-              <w:t>trust.js</w:t>
+              <w:t>auth.js</w:t>
             </w:r>
           </w:p>
         </w:tc>
@@ -14716,7 +15011,7 @@
               <w:rPr>
                 <w:rFonts w:ascii="Cambria" w:hAnsi="Cambria" w:cs="Cambria" w:eastAsia="Cambria"/>
               </w:rPr>
-              <w:t>182</w:t>
+              <w:t>203</w:t>
             </w:r>
           </w:p>
         </w:tc>
@@ -14729,7 +15024,7 @@
               <w:rPr>
                 <w:rFonts w:ascii="Cambria" w:hAnsi="Cambria" w:cs="Cambria" w:eastAsia="Cambria"/>
               </w:rPr>
-              <w:t>bảy bậc tin cậy</w:t>
+              <w:t>đăng nhập Supabase REST</w:t>
             </w:r>
           </w:p>
         </w:tc>
@@ -14746,7 +15041,7 @@
                 <w:color w:val="9C3A24"/>
                 <w:sz w:val="20"/>
               </w:rPr>
-              <w:t>menutax.js</w:t>
+              <w:t>showcard.js</w:t>
             </w:r>
           </w:p>
         </w:tc>
@@ -14759,7 +15054,7 @@
               <w:rPr>
                 <w:rFonts w:ascii="Cambria" w:hAnsi="Cambria" w:cs="Cambria" w:eastAsia="Cambria"/>
               </w:rPr>
-              <w:t>179</w:t>
+              <w:t>201</w:t>
             </w:r>
           </w:p>
         </w:tc>
@@ -14772,7 +15067,7 @@
               <w:rPr>
                 <w:rFonts w:ascii="Cambria" w:hAnsi="Cambria" w:cs="Cambria" w:eastAsia="Cambria"/>
               </w:rPr>
-              <w:t>so hai tấm thực đơn</w:t>
+              <w:t>màn xoay ngược cho người bán</w:t>
             </w:r>
           </w:p>
         </w:tc>
@@ -14789,7 +15084,7 @@
                 <w:color w:val="9C3A24"/>
                 <w:sz w:val="20"/>
               </w:rPr>
-              <w:t>units.js</w:t>
+              <w:t>predict.js</w:t>
             </w:r>
           </w:p>
         </w:tc>
@@ -14802,7 +15097,7 @@
               <w:rPr>
                 <w:rFonts w:ascii="Cambria" w:hAnsi="Cambria" w:cs="Cambria" w:eastAsia="Cambria"/>
               </w:rPr>
-              <w:t>178</w:t>
+              <w:t>194</w:t>
             </w:r>
           </w:p>
         </w:tc>
@@ -14815,7 +15110,7 @@
               <w:rPr>
                 <w:rFonts w:ascii="Cambria" w:hAnsi="Cambria" w:cs="Cambria" w:eastAsia="Cambria"/>
               </w:rPr>
-              <w:t>bẫy đơn vị</w:t>
+              <w:t>suy giá ô trống</w:t>
             </w:r>
           </w:p>
         </w:tc>
@@ -14832,7 +15127,7 @@
                 <w:color w:val="9C3A24"/>
                 <w:sz w:val="20"/>
               </w:rPr>
-              <w:t>lich.js</w:t>
+              <w:t>eaterydish.js</w:t>
             </w:r>
           </w:p>
         </w:tc>
@@ -14845,7 +15140,7 @@
               <w:rPr>
                 <w:rFonts w:ascii="Cambria" w:hAnsi="Cambria" w:cs="Cambria" w:eastAsia="Cambria"/>
               </w:rPr>
-              <w:t>177</w:t>
+              <w:t>194</w:t>
             </w:r>
           </w:p>
         </w:tc>
@@ -14858,7 +15153,7 @@
               <w:rPr>
                 <w:rFonts w:ascii="Cambria" w:hAnsi="Cambria" w:cs="Cambria" w:eastAsia="Cambria"/>
               </w:rPr>
-              <w:t>hôm nay có gì đáng nói</w:t>
+              <w:t>suy món từ tên quán</w:t>
             </w:r>
           </w:p>
         </w:tc>
@@ -14875,7 +15170,7 @@
                 <w:color w:val="9C3A24"/>
                 <w:sz w:val="20"/>
               </w:rPr>
-              <w:t>photo.js</w:t>
+              <w:t>citymap.js</w:t>
             </w:r>
           </w:p>
         </w:tc>
@@ -14888,7 +15183,7 @@
               <w:rPr>
                 <w:rFonts w:ascii="Cambria" w:hAnsi="Cambria" w:cs="Cambria" w:eastAsia="Cambria"/>
               </w:rPr>
-              <w:t>167</w:t>
+              <w:t>184</w:t>
             </w:r>
           </w:p>
         </w:tc>
@@ -14901,7 +15196,7 @@
               <w:rPr>
                 <w:rFonts w:ascii="Cambria" w:hAnsi="Cambria" w:cs="Cambria" w:eastAsia="Cambria"/>
               </w:rPr>
-              <w:t>nén ảnh, gỡ EXIF</w:t>
+              <w:t>bản đồ thành phố</w:t>
             </w:r>
           </w:p>
         </w:tc>
@@ -14918,7 +15213,7 @@
                 <w:color w:val="9C3A24"/>
                 <w:sz w:val="20"/>
               </w:rPr>
-              <w:t>links.js</w:t>
+              <w:t>trust.js</w:t>
             </w:r>
           </w:p>
         </w:tc>
@@ -14931,7 +15226,7 @@
               <w:rPr>
                 <w:rFonts w:ascii="Cambria" w:hAnsi="Cambria" w:cs="Cambria" w:eastAsia="Cambria"/>
               </w:rPr>
-              <w:t>166</w:t>
+              <w:t>182</w:t>
             </w:r>
           </w:p>
         </w:tc>
@@ -14944,7 +15239,7 @@
               <w:rPr>
                 <w:rFonts w:ascii="Cambria" w:hAnsi="Cambria" w:cs="Cambria" w:eastAsia="Cambria"/>
               </w:rPr>
-              <w:t>đường ra ngoài, không bịa tài khoản</w:t>
+              <w:t>bảy bậc tin cậy</w:t>
             </w:r>
           </w:p>
         </w:tc>
@@ -14961,7 +15256,7 @@
                 <w:color w:val="9C3A24"/>
                 <w:sz w:val="20"/>
               </w:rPr>
-              <w:t>artmap.js</w:t>
+              <w:t>menutax.js</w:t>
             </w:r>
           </w:p>
         </w:tc>
@@ -14974,7 +15269,7 @@
               <w:rPr>
                 <w:rFonts w:ascii="Cambria" w:hAnsi="Cambria" w:cs="Cambria" w:eastAsia="Cambria"/>
               </w:rPr>
-              <w:t>164</w:t>
+              <w:t>179</w:t>
             </w:r>
           </w:p>
         </w:tc>
@@ -14987,7 +15282,7 @@
               <w:rPr>
                 <w:rFonts w:ascii="Cambria" w:hAnsi="Cambria" w:cs="Cambria" w:eastAsia="Cambria"/>
               </w:rPr>
-              <w:t>bản đồ vẽ tay</w:t>
+              <w:t>so hai tấm thực đơn</w:t>
             </w:r>
           </w:p>
         </w:tc>
@@ -15004,7 +15299,7 @@
                 <w:color w:val="9C3A24"/>
                 <w:sz w:val="20"/>
               </w:rPr>
-              <w:t>geo.js</w:t>
+              <w:t>units.js</w:t>
             </w:r>
           </w:p>
         </w:tc>
@@ -15017,7 +15312,7 @@
               <w:rPr>
                 <w:rFonts w:ascii="Cambria" w:hAnsi="Cambria" w:cs="Cambria" w:eastAsia="Cambria"/>
               </w:rPr>
-              <w:t>161</w:t>
+              <w:t>178</w:t>
             </w:r>
           </w:p>
         </w:tc>
@@ -15030,7 +15325,7 @@
               <w:rPr>
                 <w:rFonts w:ascii="Cambria" w:hAnsi="Cambria" w:cs="Cambria" w:eastAsia="Cambria"/>
               </w:rPr>
-              <w:t>phép chiếu, khoảng cách</w:t>
+              <w:t>bẫy đơn vị</w:t>
             </w:r>
           </w:p>
         </w:tc>
@@ -15047,7 +15342,7 @@
                 <w:color w:val="9C3A24"/>
                 <w:sz w:val="20"/>
               </w:rPr>
-              <w:t>localprices.js</w:t>
+              <w:t>lich.js</w:t>
             </w:r>
           </w:p>
         </w:tc>
@@ -15060,7 +15355,7 @@
               <w:rPr>
                 <w:rFonts w:ascii="Cambria" w:hAnsi="Cambria" w:cs="Cambria" w:eastAsia="Cambria"/>
               </w:rPr>
-              <w:t>155</w:t>
+              <w:t>177</w:t>
             </w:r>
           </w:p>
         </w:tc>
@@ -15073,7 +15368,7 @@
               <w:rPr>
                 <w:rFonts w:ascii="Cambria" w:hAnsi="Cambria" w:cs="Cambria" w:eastAsia="Cambria"/>
               </w:rPr>
-              <w:t>giá khảo sát lưu trên máy</w:t>
+              <w:t>hôm nay có gì đáng nói</w:t>
             </w:r>
           </w:p>
         </w:tc>
@@ -15090,7 +15385,7 @@
                 <w:color w:val="9C3A24"/>
                 <w:sz w:val="20"/>
               </w:rPr>
-              <w:t>localdb.js</w:t>
+              <w:t>photo.js</w:t>
             </w:r>
           </w:p>
         </w:tc>
@@ -15103,7 +15398,7 @@
               <w:rPr>
                 <w:rFonts w:ascii="Cambria" w:hAnsi="Cambria" w:cs="Cambria" w:eastAsia="Cambria"/>
               </w:rPr>
-              <w:t>150</w:t>
+              <w:t>167</w:t>
             </w:r>
           </w:p>
         </w:tc>
@@ -15116,7 +15411,7 @@
               <w:rPr>
                 <w:rFonts w:ascii="Cambria" w:hAnsi="Cambria" w:cs="Cambria" w:eastAsia="Cambria"/>
               </w:rPr>
-              <w:t>bài đăng sống trên máy</w:t>
+              <w:t>nén ảnh, gỡ EXIF</w:t>
             </w:r>
           </w:p>
         </w:tc>
@@ -15133,7 +15428,7 @@
                 <w:color w:val="9C3A24"/>
                 <w:sz w:val="20"/>
               </w:rPr>
-              <w:t>giaohang.js</w:t>
+              <w:t>links.js</w:t>
             </w:r>
           </w:p>
         </w:tc>
@@ -15146,7 +15441,7 @@
               <w:rPr>
                 <w:rFonts w:ascii="Cambria" w:hAnsi="Cambria" w:cs="Cambria" w:eastAsia="Cambria"/>
               </w:rPr>
-              <w:t>140</w:t>
+              <w:t>166</w:t>
             </w:r>
           </w:p>
         </w:tc>
@@ -15159,7 +15454,7 @@
               <w:rPr>
                 <w:rFonts w:ascii="Cambria" w:hAnsi="Cambria" w:cs="Cambria" w:eastAsia="Cambria"/>
               </w:rPr>
-              <w:t>quy giá app giao hàng về quầy</w:t>
+              <w:t>đường ra ngoài, không bịa tài khoản</w:t>
             </w:r>
           </w:p>
         </w:tc>
@@ -15176,7 +15471,7 @@
                 <w:color w:val="9C3A24"/>
                 <w:sz w:val="20"/>
               </w:rPr>
-              <w:t>change.js</w:t>
+              <w:t>artmap.js</w:t>
             </w:r>
           </w:p>
         </w:tc>
@@ -15189,7 +15484,7 @@
               <w:rPr>
                 <w:rFonts w:ascii="Cambria" w:hAnsi="Cambria" w:cs="Cambria" w:eastAsia="Cambria"/>
               </w:rPr>
-              <w:t>136</w:t>
+              <w:t>164</w:t>
             </w:r>
           </w:p>
         </w:tc>
@@ -15202,7 +15497,7 @@
               <w:rPr>
                 <w:rFonts w:ascii="Cambria" w:hAnsi="Cambria" w:cs="Cambria" w:eastAsia="Cambria"/>
               </w:rPr>
-              <w:t>đếm tiền thối</w:t>
+              <w:t>bản đồ vẽ tay</w:t>
             </w:r>
           </w:p>
         </w:tc>
@@ -15219,7 +15514,7 @@
                 <w:color w:val="9C3A24"/>
                 <w:sz w:val="20"/>
               </w:rPr>
-              <w:t>menuref.js</w:t>
+              <w:t>geo.js</w:t>
             </w:r>
           </w:p>
         </w:tc>
@@ -15232,7 +15527,7 @@
               <w:rPr>
                 <w:rFonts w:ascii="Cambria" w:hAnsi="Cambria" w:cs="Cambria" w:eastAsia="Cambria"/>
               </w:rPr>
-              <w:t>110</w:t>
+              <w:t>161</w:t>
             </w:r>
           </w:p>
         </w:tc>
@@ -15245,7 +15540,7 @@
               <w:rPr>
                 <w:rFonts w:ascii="Cambria" w:hAnsi="Cambria" w:cs="Cambria" w:eastAsia="Cambria"/>
               </w:rPr>
-              <w:t>187 món ngoài danh mục</w:t>
+              <w:t>phép chiếu, khoảng cách</w:t>
             </w:r>
           </w:p>
         </w:tc>
@@ -15262,6 +15557,221 @@
                 <w:color w:val="9C3A24"/>
                 <w:sz w:val="20"/>
               </w:rPr>
+              <w:t>localprices.js</w:t>
+            </w:r>
+          </w:p>
+        </w:tc>
+        <w:tc>
+          <w:tcPr>
+            <w:tcW w:type="dxa" w:w="3249"/>
+          </w:tcPr>
+          <w:p>
+            <w:r>
+              <w:rPr>
+                <w:rFonts w:ascii="Cambria" w:hAnsi="Cambria" w:cs="Cambria" w:eastAsia="Cambria"/>
+              </w:rPr>
+              <w:t>155</w:t>
+            </w:r>
+          </w:p>
+        </w:tc>
+        <w:tc>
+          <w:tcPr>
+            <w:tcW w:type="dxa" w:w="3249"/>
+          </w:tcPr>
+          <w:p>
+            <w:r>
+              <w:rPr>
+                <w:rFonts w:ascii="Cambria" w:hAnsi="Cambria" w:cs="Cambria" w:eastAsia="Cambria"/>
+              </w:rPr>
+              <w:t>giá khảo sát lưu trên máy</w:t>
+            </w:r>
+          </w:p>
+        </w:tc>
+      </w:tr>
+      <w:tr>
+        <w:tc>
+          <w:tcPr>
+            <w:tcW w:type="dxa" w:w="3249"/>
+          </w:tcPr>
+          <w:p>
+            <w:r>
+              <w:rPr>
+                <w:rFonts w:ascii="Consolas" w:hAnsi="Consolas" w:cs="Consolas" w:eastAsia="Consolas"/>
+                <w:color w:val="9C3A24"/>
+                <w:sz w:val="20"/>
+              </w:rPr>
+              <w:t>localdb.js</w:t>
+            </w:r>
+          </w:p>
+        </w:tc>
+        <w:tc>
+          <w:tcPr>
+            <w:tcW w:type="dxa" w:w="3249"/>
+          </w:tcPr>
+          <w:p>
+            <w:r>
+              <w:rPr>
+                <w:rFonts w:ascii="Cambria" w:hAnsi="Cambria" w:cs="Cambria" w:eastAsia="Cambria"/>
+              </w:rPr>
+              <w:t>150</w:t>
+            </w:r>
+          </w:p>
+        </w:tc>
+        <w:tc>
+          <w:tcPr>
+            <w:tcW w:type="dxa" w:w="3249"/>
+          </w:tcPr>
+          <w:p>
+            <w:r>
+              <w:rPr>
+                <w:rFonts w:ascii="Cambria" w:hAnsi="Cambria" w:cs="Cambria" w:eastAsia="Cambria"/>
+              </w:rPr>
+              <w:t>bài đăng sống trên máy</w:t>
+            </w:r>
+          </w:p>
+        </w:tc>
+      </w:tr>
+      <w:tr>
+        <w:tc>
+          <w:tcPr>
+            <w:tcW w:type="dxa" w:w="3249"/>
+          </w:tcPr>
+          <w:p>
+            <w:r>
+              <w:rPr>
+                <w:rFonts w:ascii="Consolas" w:hAnsi="Consolas" w:cs="Consolas" w:eastAsia="Consolas"/>
+                <w:color w:val="9C3A24"/>
+                <w:sz w:val="20"/>
+              </w:rPr>
+              <w:t>giaohang.js</w:t>
+            </w:r>
+          </w:p>
+        </w:tc>
+        <w:tc>
+          <w:tcPr>
+            <w:tcW w:type="dxa" w:w="3249"/>
+          </w:tcPr>
+          <w:p>
+            <w:r>
+              <w:rPr>
+                <w:rFonts w:ascii="Cambria" w:hAnsi="Cambria" w:cs="Cambria" w:eastAsia="Cambria"/>
+              </w:rPr>
+              <w:t>140</w:t>
+            </w:r>
+          </w:p>
+        </w:tc>
+        <w:tc>
+          <w:tcPr>
+            <w:tcW w:type="dxa" w:w="3249"/>
+          </w:tcPr>
+          <w:p>
+            <w:r>
+              <w:rPr>
+                <w:rFonts w:ascii="Cambria" w:hAnsi="Cambria" w:cs="Cambria" w:eastAsia="Cambria"/>
+              </w:rPr>
+              <w:t>quy giá app giao hàng về quầy</w:t>
+            </w:r>
+          </w:p>
+        </w:tc>
+      </w:tr>
+      <w:tr>
+        <w:tc>
+          <w:tcPr>
+            <w:tcW w:type="dxa" w:w="3249"/>
+          </w:tcPr>
+          <w:p>
+            <w:r>
+              <w:rPr>
+                <w:rFonts w:ascii="Consolas" w:hAnsi="Consolas" w:cs="Consolas" w:eastAsia="Consolas"/>
+                <w:color w:val="9C3A24"/>
+                <w:sz w:val="20"/>
+              </w:rPr>
+              <w:t>change.js</w:t>
+            </w:r>
+          </w:p>
+        </w:tc>
+        <w:tc>
+          <w:tcPr>
+            <w:tcW w:type="dxa" w:w="3249"/>
+          </w:tcPr>
+          <w:p>
+            <w:r>
+              <w:rPr>
+                <w:rFonts w:ascii="Cambria" w:hAnsi="Cambria" w:cs="Cambria" w:eastAsia="Cambria"/>
+              </w:rPr>
+              <w:t>136</w:t>
+            </w:r>
+          </w:p>
+        </w:tc>
+        <w:tc>
+          <w:tcPr>
+            <w:tcW w:type="dxa" w:w="3249"/>
+          </w:tcPr>
+          <w:p>
+            <w:r>
+              <w:rPr>
+                <w:rFonts w:ascii="Cambria" w:hAnsi="Cambria" w:cs="Cambria" w:eastAsia="Cambria"/>
+              </w:rPr>
+              <w:t>đếm tiền thối</w:t>
+            </w:r>
+          </w:p>
+        </w:tc>
+      </w:tr>
+      <w:tr>
+        <w:tc>
+          <w:tcPr>
+            <w:tcW w:type="dxa" w:w="3249"/>
+          </w:tcPr>
+          <w:p>
+            <w:r>
+              <w:rPr>
+                <w:rFonts w:ascii="Consolas" w:hAnsi="Consolas" w:cs="Consolas" w:eastAsia="Consolas"/>
+                <w:color w:val="9C3A24"/>
+                <w:sz w:val="20"/>
+              </w:rPr>
+              <w:t>menuref.js</w:t>
+            </w:r>
+          </w:p>
+        </w:tc>
+        <w:tc>
+          <w:tcPr>
+            <w:tcW w:type="dxa" w:w="3249"/>
+          </w:tcPr>
+          <w:p>
+            <w:r>
+              <w:rPr>
+                <w:rFonts w:ascii="Cambria" w:hAnsi="Cambria" w:cs="Cambria" w:eastAsia="Cambria"/>
+              </w:rPr>
+              <w:t>110</w:t>
+            </w:r>
+          </w:p>
+        </w:tc>
+        <w:tc>
+          <w:tcPr>
+            <w:tcW w:type="dxa" w:w="3249"/>
+          </w:tcPr>
+          <w:p>
+            <w:r>
+              <w:rPr>
+                <w:rFonts w:ascii="Cambria" w:hAnsi="Cambria" w:cs="Cambria" w:eastAsia="Cambria"/>
+              </w:rPr>
+              <w:t>187 món ngoài danh mục</w:t>
+            </w:r>
+          </w:p>
+        </w:tc>
+      </w:tr>
+      <w:tr>
+        <w:tc>
+          <w:tcPr>
+            <w:tcW w:type="dxa" w:w="3249"/>
+          </w:tcPr>
+          <w:p>
+            <w:r>
+              <w:rPr>
+                <w:rFonts w:ascii="Consolas" w:hAnsi="Consolas" w:cs="Consolas" w:eastAsia="Consolas"/>
+                <w:color w:val="9C3A24"/>
+                <w:sz w:val="20"/>
+              </w:rPr>
               <w:t>monla.js</w:t>
             </w:r>
           </w:p>
@@ -15289,6 +15799,49 @@
                 <w:rFonts w:ascii="Cambria" w:hAnsi="Cambria" w:cs="Cambria" w:eastAsia="Cambria"/>
               </w:rPr>
               <w:t>ngữ cảnh cho dòng không khớp được món nào</w:t>
+            </w:r>
+          </w:p>
+        </w:tc>
+      </w:tr>
+      <w:tr>
+        <w:tc>
+          <w:tcPr>
+            <w:tcW w:type="dxa" w:w="3249"/>
+          </w:tcPr>
+          <w:p>
+            <w:r>
+              <w:rPr>
+                <w:rFonts w:ascii="Consolas" w:hAnsi="Consolas" w:cs="Consolas" w:eastAsia="Consolas"/>
+                <w:color w:val="9C3A24"/>
+                <w:sz w:val="20"/>
+              </w:rPr>
+              <w:t>coso.js</w:t>
+            </w:r>
+          </w:p>
+        </w:tc>
+        <w:tc>
+          <w:tcPr>
+            <w:tcW w:type="dxa" w:w="3249"/>
+          </w:tcPr>
+          <w:p>
+            <w:r>
+              <w:rPr>
+                <w:rFonts w:ascii="Cambria" w:hAnsi="Cambria" w:cs="Cambria" w:eastAsia="Cambria"/>
+              </w:rPr>
+              <w:t>111</w:t>
+            </w:r>
+          </w:p>
+        </w:tc>
+        <w:tc>
+          <w:tcPr>
+            <w:tcW w:type="dxa" w:w="3249"/>
+          </w:tcPr>
+          <w:p>
+            <w:r>
+              <w:rPr>
+                <w:rFonts w:ascii="Cambria" w:hAnsi="Cambria" w:cs="Cambria" w:eastAsia="Cambria"/>
+              </w:rPr>
+              <w:t>nhãn Đúng Giá suy từ lượt quét thật</w:t>
             </w:r>
           </w:p>
         </w:tc>

--- a/docs/ho-so-ky-thuat-non-la.docx
+++ b/docs/ho-so-ky-thuat-non-la.docx
@@ -50,7 +50,7 @@
         <w:rPr>
           <w:rFonts w:ascii="Cambria" w:hAnsi="Cambria" w:cs="Cambria" w:eastAsia="Cambria"/>
         </w:rPr>
-        <w:t xml:space="preserve"> · 82 commit · 658 phép thử xanh</w:t>
+        <w:t xml:space="preserve"> · 83 commit · 677 phép thử xanh</w:t>
       </w:r>
     </w:p>
     <w:p>
@@ -918,7 +918,7 @@
           <w:color w:val="9C3A24"/>
           <w:sz w:val="20"/>
         </w:rPr>
-        <w:t>nonla-v47</w:t>
+        <w:t>nonla-v48</w:t>
       </w:r>
       <w:r>
         <w:rPr>
@@ -931,7 +931,7 @@
           <w:rFonts w:ascii="Cambria" w:hAnsi="Cambria" w:cs="Cambria" w:eastAsia="Cambria"/>
           <w:b/>
         </w:rPr>
-        <w:t>65 tệp</w:t>
+        <w:t>66 tệp</w:t>
       </w:r>
       <w:r>
         <w:rPr>
@@ -2049,7 +2049,7 @@
                 <w:rFonts w:ascii="Cambria" w:hAnsi="Cambria" w:cs="Cambria" w:eastAsia="Cambria"/>
                 <w:b/>
               </w:rPr>
-              <w:t>65</w:t>
+              <w:t>66</w:t>
             </w:r>
           </w:p>
         </w:tc>
@@ -7151,6 +7151,750 @@
     </w:p>
     <w:p>
       <w:pPr>
+        <w:pStyle w:val="Heading3"/>
+        <w:spacing w:before="200"/>
+      </w:pPr>
+      <w:r>
+        <w:rPr>
+          <w:rFonts w:ascii="Cambria" w:hAnsi="Cambria" w:cs="Cambria" w:eastAsia="Cambria"/>
+          <w:b/>
+          <w:color w:val="0E2B24"/>
+        </w:rPr>
+        <w:t xml:space="preserve">7.9 Đi đo ở đâu thì đáng nhất — </w:t>
+      </w:r>
+      <w:r>
+        <w:rPr>
+          <w:rFonts w:ascii="Consolas" w:hAnsi="Consolas" w:cs="Consolas" w:eastAsia="Consolas"/>
+          <w:b/>
+          <w:color w:val="0E2B24"/>
+          <w:sz w:val="20"/>
+        </w:rPr>
+        <w:t>uutien.js</w:t>
+      </w:r>
+    </w:p>
+    <w:p>
+      <w:pPr>
+        <w:spacing w:after="140"/>
+      </w:pPr>
+      <w:r>
+        <w:rPr>
+          <w:rFonts w:ascii="Cambria" w:hAnsi="Cambria" w:cs="Cambria" w:eastAsia="Cambria"/>
+        </w:rPr>
+        <w:t>Bảng giá là lưới vùng × món và mọi ô đều thiếu dữ liệu thật. Một buổi sáng đi bộ ghi được vài chục dòng. Ghi ở đâu?</w:t>
+      </w:r>
+    </w:p>
+    <w:p>
+      <w:pPr>
+        <w:spacing w:after="140"/>
+      </w:pPr>
+      <w:r>
+        <w:rPr>
+          <w:rFonts w:ascii="Cambria" w:hAnsi="Cambria" w:cs="Cambria" w:eastAsia="Cambria"/>
+        </w:rPr>
+        <w:t xml:space="preserve">Cho tới bản này, cả phiếu khảo sát in ra lẫn màn khảo sát trong app đều xếp theo </w:t>
+      </w:r>
+      <w:r>
+        <w:rPr>
+          <w:rFonts w:ascii="Cambria" w:hAnsi="Cambria" w:cs="Cambria" w:eastAsia="Cambria"/>
+          <w:b/>
+        </w:rPr>
+        <w:t>độ phủ</w:t>
+      </w:r>
+      <w:r>
+        <w:rPr>
+          <w:rFonts w:ascii="Cambria" w:hAnsi="Cambria" w:cs="Cambria" w:eastAsia="Cambria"/>
+        </w:rPr>
+        <w:t xml:space="preserve">: phố nào gợi ra nhiều món nhất thì đi trước, món nào thiếu nhiều mẫu nhất thì gõ trước. Với 40 món cùng ở mức 0 mẫu, cách ấy phân định bằng </w:t>
+      </w:r>
+      <w:r>
+        <w:rPr>
+          <w:rFonts w:ascii="Cambria" w:hAnsi="Cambria" w:cs="Cambria" w:eastAsia="Cambria"/>
+          <w:b/>
+        </w:rPr>
+        <w:t>thứ tự bảng chữ cái</w:t>
+      </w:r>
+      <w:r>
+        <w:rPr>
+          <w:rFonts w:ascii="Cambria" w:hAnsi="Cambria" w:cs="Cambria" w:eastAsia="Cambria"/>
+        </w:rPr>
+        <w:t>.</w:t>
+      </w:r>
+    </w:p>
+    <w:p>
+      <w:pPr>
+        <w:pStyle w:val="Heading4"/>
+        <w:spacing w:before="200"/>
+      </w:pPr>
+      <w:r>
+        <w:rPr>
+          <w:rFonts w:ascii="Cambria" w:hAnsi="Cambria" w:cs="Cambria" w:eastAsia="Cambria"/>
+          <w:b/>
+          <w:color w:val="0E2B24"/>
+        </w:rPr>
+        <w:t>Luật thay thế</w:t>
+      </w:r>
+    </w:p>
+    <w:p>
+      <w:pPr>
+        <w:spacing w:after="140"/>
+      </w:pPr>
+      <w:r>
+        <w:rPr>
+          <w:rFonts w:ascii="Cambria" w:hAnsi="Cambria" w:cs="Cambria" w:eastAsia="Cambria"/>
+        </w:rPr>
+        <w:t>Sai số chuẩn của một trung vị giảm theo 1/√n, nên thêm đúng một mẫu vào ô đang có n mẫu làm bất định giảm đi:</w:t>
+      </w:r>
+    </w:p>
+    <w:p>
+      <w:pPr>
+        <w:spacing w:before="80" w:after="160"/>
+        <w:ind w:left="340"/>
+      </w:pPr>
+      <w:r>
+        <w:rPr>
+          <w:rFonts w:ascii="Consolas" w:hAnsi="Consolas" w:cs="Consolas" w:eastAsia="Consolas"/>
+          <w:sz w:val="19"/>
+        </w:rPr>
+        <w:t>giamBatDinh(n) = 1/√(n+1) − 1/√(n+2)</w:t>
+      </w:r>
+    </w:p>
+    <w:tbl>
+      <w:tblPr>
+        <w:tblStyle w:val="TableGrid"/>
+        <w:tblW w:type="auto" w:w="0"/>
+        <w:jc w:val="center"/>
+        <w:tblLook w:firstColumn="1" w:firstRow="1" w:lastColumn="0" w:lastRow="0" w:noHBand="0" w:noVBand="1" w:val="04A0"/>
+      </w:tblPr>
+      <w:tblGrid>
+        <w:gridCol w:w="4873"/>
+        <w:gridCol w:w="4873"/>
+      </w:tblGrid>
+      <w:tr>
+        <w:tc>
+          <w:tcPr>
+            <w:tcW w:type="dxa" w:w="4873"/>
+          </w:tcPr>
+          <w:p>
+            <w:r>
+              <w:rPr>
+                <w:rFonts w:ascii="Cambria" w:hAnsi="Cambria" w:cs="Cambria" w:eastAsia="Cambria"/>
+                <w:b/>
+              </w:rPr>
+              <w:t>n</w:t>
+            </w:r>
+          </w:p>
+        </w:tc>
+        <w:tc>
+          <w:tcPr>
+            <w:tcW w:type="dxa" w:w="4873"/>
+          </w:tcPr>
+          <w:p>
+            <w:r>
+              <w:rPr>
+                <w:rFonts w:ascii="Cambria" w:hAnsi="Cambria" w:cs="Cambria" w:eastAsia="Cambria"/>
+                <w:b/>
+              </w:rPr>
+              <w:t>giá trị một mẫu nữa</w:t>
+            </w:r>
+          </w:p>
+        </w:tc>
+      </w:tr>
+      <w:tr>
+        <w:tc>
+          <w:tcPr>
+            <w:tcW w:type="dxa" w:w="4873"/>
+          </w:tcPr>
+          <w:p>
+            <w:r>
+              <w:rPr>
+                <w:rFonts w:ascii="Cambria" w:hAnsi="Cambria" w:cs="Cambria" w:eastAsia="Cambria"/>
+              </w:rPr>
+              <w:t>0</w:t>
+            </w:r>
+          </w:p>
+        </w:tc>
+        <w:tc>
+          <w:tcPr>
+            <w:tcW w:type="dxa" w:w="4873"/>
+          </w:tcPr>
+          <w:p>
+            <w:r>
+              <w:rPr>
+                <w:rFonts w:ascii="Cambria" w:hAnsi="Cambria" w:cs="Cambria" w:eastAsia="Cambria"/>
+              </w:rPr>
+              <w:t>0,293</w:t>
+            </w:r>
+          </w:p>
+        </w:tc>
+      </w:tr>
+      <w:tr>
+        <w:tc>
+          <w:tcPr>
+            <w:tcW w:type="dxa" w:w="4873"/>
+          </w:tcPr>
+          <w:p>
+            <w:r>
+              <w:rPr>
+                <w:rFonts w:ascii="Cambria" w:hAnsi="Cambria" w:cs="Cambria" w:eastAsia="Cambria"/>
+              </w:rPr>
+              <w:t>5</w:t>
+            </w:r>
+          </w:p>
+        </w:tc>
+        <w:tc>
+          <w:tcPr>
+            <w:tcW w:type="dxa" w:w="4873"/>
+          </w:tcPr>
+          <w:p>
+            <w:r>
+              <w:rPr>
+                <w:rFonts w:ascii="Cambria" w:hAnsi="Cambria" w:cs="Cambria" w:eastAsia="Cambria"/>
+              </w:rPr>
+              <w:t>0,030</w:t>
+            </w:r>
+          </w:p>
+        </w:tc>
+      </w:tr>
+      <w:tr>
+        <w:tc>
+          <w:tcPr>
+            <w:tcW w:type="dxa" w:w="4873"/>
+          </w:tcPr>
+          <w:p>
+            <w:r>
+              <w:rPr>
+                <w:rFonts w:ascii="Cambria" w:hAnsi="Cambria" w:cs="Cambria" w:eastAsia="Cambria"/>
+              </w:rPr>
+              <w:t>20</w:t>
+            </w:r>
+          </w:p>
+        </w:tc>
+        <w:tc>
+          <w:tcPr>
+            <w:tcW w:type="dxa" w:w="4873"/>
+          </w:tcPr>
+          <w:p>
+            <w:r>
+              <w:rPr>
+                <w:rFonts w:ascii="Cambria" w:hAnsi="Cambria" w:cs="Cambria" w:eastAsia="Cambria"/>
+              </w:rPr>
+              <w:t>0,005</w:t>
+            </w:r>
+          </w:p>
+        </w:tc>
+      </w:tr>
+    </w:tbl>
+    <w:p/>
+    <w:p>
+      <w:pPr>
+        <w:spacing w:after="140"/>
+      </w:pPr>
+      <w:r>
+        <w:rPr>
+          <w:rFonts w:ascii="Cambria" w:hAnsi="Cambria" w:cs="Cambria" w:eastAsia="Cambria"/>
+        </w:rPr>
+        <w:t xml:space="preserve">Mẫu đầu tiên đáng giá gần </w:t>
+      </w:r>
+      <w:r>
+        <w:rPr>
+          <w:rFonts w:ascii="Cambria" w:hAnsi="Cambria" w:cs="Cambria" w:eastAsia="Cambria"/>
+          <w:b/>
+        </w:rPr>
+        <w:t>sáu mươi lần</w:t>
+      </w:r>
+      <w:r>
+        <w:rPr>
+          <w:rFonts w:ascii="Cambria" w:hAnsi="Cambria" w:cs="Cambria" w:eastAsia="Cambria"/>
+        </w:rPr>
+        <w:t xml:space="preserve"> mẫu thứ hai mươi mốt. Đó là một phát biểu thống kê, không phải một trọng số nghĩ ra.</w:t>
+      </w:r>
+    </w:p>
+    <w:p>
+      <w:pPr>
+        <w:spacing w:after="140"/>
+      </w:pPr>
+      <w:r>
+        <w:rPr>
+          <w:rFonts w:ascii="Cambria" w:hAnsi="Cambria" w:cs="Cambria" w:eastAsia="Cambria"/>
+        </w:rPr>
+        <w:t xml:space="preserve">Nhưng "bất định" phải đo bằng đơn vị nào đó, và ở đây là </w:t>
+      </w:r>
+      <w:r>
+        <w:rPr>
+          <w:rFonts w:ascii="Cambria" w:hAnsi="Cambria" w:cs="Cambria" w:eastAsia="Cambria"/>
+          <w:b/>
+        </w:rPr>
+        <w:t>đồng</w:t>
+      </w:r>
+      <w:r>
+        <w:rPr>
+          <w:rFonts w:ascii="Cambria" w:hAnsi="Cambria" w:cs="Cambria" w:eastAsia="Cambria"/>
+        </w:rPr>
+        <w:t xml:space="preserve">: bề rộng dải </w:t>
+      </w:r>
+      <w:r>
+        <w:rPr>
+          <w:rFonts w:ascii="Consolas" w:hAnsi="Consolas" w:cs="Consolas" w:eastAsia="Consolas"/>
+          <w:color w:val="9C3A24"/>
+          <w:sz w:val="20"/>
+        </w:rPr>
+        <w:t>p95 − p25</w:t>
+      </w:r>
+      <w:r>
+        <w:rPr>
+          <w:rFonts w:ascii="Cambria" w:hAnsi="Cambria" w:cs="Cambria" w:eastAsia="Cambria"/>
+        </w:rPr>
+        <w:t>. Một ô dải 30–70k thì bất định 40.000₫; ô "Hải sản cân" ở Hội An rộng 1.050.000₫. Sai ở ô thứ hai tốn gấp hai mươi sáu lần.</w:t>
+      </w:r>
+    </w:p>
+    <w:p>
+      <w:pPr>
+        <w:spacing w:before="80" w:after="160"/>
+        <w:ind w:left="340"/>
+      </w:pPr>
+      <w:r>
+        <w:rPr>
+          <w:rFonts w:ascii="Consolas" w:hAnsi="Consolas" w:cs="Consolas" w:eastAsia="Consolas"/>
+          <w:sz w:val="19"/>
+        </w:rPr>
+        <w:t>điểm(ô) = giamBatDinh(n) × (p95 − p25) × log(2 + soQuán)</w:t>
+      </w:r>
+    </w:p>
+    <w:p>
+      <w:pPr>
+        <w:pStyle w:val="Heading4"/>
+        <w:spacing w:before="200"/>
+      </w:pPr>
+      <w:r>
+        <w:rPr>
+          <w:rFonts w:ascii="Cambria" w:hAnsi="Cambria" w:cs="Cambria" w:eastAsia="Cambria"/>
+          <w:b/>
+          <w:color w:val="0E2B24"/>
+        </w:rPr>
+        <w:t xml:space="preserve">Vì sao </w:t>
+      </w:r>
+      <w:r>
+        <w:rPr>
+          <w:rFonts w:ascii="Consolas" w:hAnsi="Consolas" w:cs="Consolas" w:eastAsia="Consolas"/>
+          <w:b/>
+          <w:color w:val="0E2B24"/>
+          <w:sz w:val="20"/>
+        </w:rPr>
+        <w:t>log(2 + q)</w:t>
+      </w:r>
+      <w:r>
+        <w:rPr>
+          <w:rFonts w:ascii="Cambria" w:hAnsi="Cambria" w:cs="Cambria" w:eastAsia="Cambria"/>
+          <w:b/>
+          <w:color w:val="0E2B24"/>
+        </w:rPr>
+        <w:t xml:space="preserve"> chứ không </w:t>
+      </w:r>
+      <w:r>
+        <w:rPr>
+          <w:rFonts w:ascii="Consolas" w:hAnsi="Consolas" w:cs="Consolas" w:eastAsia="Consolas"/>
+          <w:b/>
+          <w:color w:val="0E2B24"/>
+          <w:sz w:val="20"/>
+        </w:rPr>
+        <w:t>log(1 + q)</w:t>
+      </w:r>
+    </w:p>
+    <w:p>
+      <w:pPr>
+        <w:spacing w:after="140"/>
+      </w:pPr>
+      <w:r>
+        <w:rPr>
+          <w:rFonts w:ascii="Cambria" w:hAnsi="Cambria" w:cs="Cambria" w:eastAsia="Cambria"/>
+        </w:rPr>
+        <w:t xml:space="preserve">Vì </w:t>
+      </w:r>
+      <w:r>
+        <w:rPr>
+          <w:rFonts w:ascii="Cambria" w:hAnsi="Cambria" w:cs="Cambria" w:eastAsia="Cambria"/>
+          <w:b/>
+        </w:rPr>
+        <w:t>"0 quán" không có nghĩa là không ai bán</w:t>
+      </w:r>
+      <w:r>
+        <w:rPr>
+          <w:rFonts w:ascii="Cambria" w:hAnsi="Cambria" w:cs="Cambria" w:eastAsia="Cambria"/>
+        </w:rPr>
+        <w:t xml:space="preserve">. </w:t>
+      </w:r>
+      <w:r>
+        <w:rPr>
+          <w:rFonts w:ascii="Consolas" w:hAnsi="Consolas" w:cs="Consolas" w:eastAsia="Consolas"/>
+          <w:color w:val="9C3A24"/>
+          <w:sz w:val="20"/>
+        </w:rPr>
+        <w:t>eaterydish.js</w:t>
+      </w:r>
+      <w:r>
+        <w:rPr>
+          <w:rFonts w:ascii="Cambria" w:hAnsi="Cambria" w:cs="Cambria" w:eastAsia="Cambria"/>
+        </w:rPr>
+        <w:t xml:space="preserve"> suy món từ </w:t>
+      </w:r>
+      <w:r>
+        <w:rPr>
+          <w:rFonts w:ascii="Cambria" w:hAnsi="Cambria" w:cs="Cambria" w:eastAsia="Cambria"/>
+          <w:i/>
+        </w:rPr>
+        <w:t>tên</w:t>
+      </w:r>
+      <w:r>
+        <w:rPr>
+          <w:rFonts w:ascii="Cambria" w:hAnsi="Cambria" w:cs="Cambria" w:eastAsia="Cambria"/>
+        </w:rPr>
+        <w:t xml:space="preserve"> quán nên chỉ thấy quán tự đặt tên theo món. Cà phê muối ở Hoàn Kiếm đếm ra 0 quán, và Hoàn Kiếm thì đầy cà phê muối. </w:t>
+      </w:r>
+      <w:r>
+        <w:rPr>
+          <w:rFonts w:ascii="Consolas" w:hAnsi="Consolas" w:cs="Consolas" w:eastAsia="Consolas"/>
+          <w:color w:val="9C3A24"/>
+          <w:sz w:val="20"/>
+        </w:rPr>
+        <w:t>log(1+q)</w:t>
+      </w:r>
+      <w:r>
+        <w:rPr>
+          <w:rFonts w:ascii="Cambria" w:hAnsi="Cambria" w:cs="Cambria" w:eastAsia="Cambria"/>
+        </w:rPr>
+        <w:t xml:space="preserve"> nhân điểm với 0 và đẩy món ấy xuống đáy — tức là mang đúng lệch mẫu của bộ suy món vào bảng ưu tiên rồi coi như một sự thật.</w:t>
+      </w:r>
+    </w:p>
+    <w:p>
+      <w:pPr>
+        <w:pStyle w:val="Heading4"/>
+        <w:spacing w:before="200"/>
+      </w:pPr>
+      <w:r>
+        <w:rPr>
+          <w:rFonts w:ascii="Cambria" w:hAnsi="Cambria" w:cs="Cambria" w:eastAsia="Cambria"/>
+          <w:b/>
+          <w:color w:val="0E2B24"/>
+        </w:rPr>
+        <w:t>Kết quả</w:t>
+      </w:r>
+    </w:p>
+    <w:tbl>
+      <w:tblPr>
+        <w:tblStyle w:val="TableGrid"/>
+        <w:tblW w:type="auto" w:w="0"/>
+        <w:jc w:val="center"/>
+        <w:tblLook w:firstColumn="1" w:firstRow="1" w:lastColumn="0" w:lastRow="0" w:noHBand="0" w:noVBand="1" w:val="04A0"/>
+      </w:tblPr>
+      <w:tblGrid>
+        <w:gridCol w:w="4873"/>
+        <w:gridCol w:w="4873"/>
+      </w:tblGrid>
+      <w:tr>
+        <w:tc>
+          <w:tcPr>
+            <w:tcW w:type="dxa" w:w="4873"/>
+          </w:tcPr>
+          <w:p>
+            <w:r>
+              <w:rPr>
+                <w:rFonts w:ascii="Cambria" w:hAnsi="Cambria" w:cs="Cambria" w:eastAsia="Cambria"/>
+                <w:b/>
+              </w:rPr>
+              <w:t>Vùng</w:t>
+            </w:r>
+          </w:p>
+        </w:tc>
+        <w:tc>
+          <w:tcPr>
+            <w:tcW w:type="dxa" w:w="4873"/>
+          </w:tcPr>
+          <w:p>
+            <w:r>
+              <w:rPr>
+                <w:rFonts w:ascii="Cambria" w:hAnsi="Cambria" w:cs="Cambria" w:eastAsia="Cambria"/>
+                <w:b/>
+              </w:rPr>
+              <w:t>Ba ô đứng đầu</w:t>
+            </w:r>
+          </w:p>
+        </w:tc>
+      </w:tr>
+      <w:tr>
+        <w:tc>
+          <w:tcPr>
+            <w:tcW w:type="dxa" w:w="4873"/>
+          </w:tcPr>
+          <w:p>
+            <w:r>
+              <w:rPr>
+                <w:rFonts w:ascii="Cambria" w:hAnsi="Cambria" w:cs="Cambria" w:eastAsia="Cambria"/>
+              </w:rPr>
+              <w:t>Hà Nội · Hoàn Kiếm</w:t>
+            </w:r>
+          </w:p>
+        </w:tc>
+        <w:tc>
+          <w:tcPr>
+            <w:tcW w:type="dxa" w:w="4873"/>
+          </w:tcPr>
+          <w:p>
+            <w:r>
+              <w:rPr>
+                <w:rFonts w:ascii="Cambria" w:hAnsi="Cambria" w:cs="Cambria" w:eastAsia="Cambria"/>
+              </w:rPr>
+              <w:t>Lẩu · Chả cá · Phở bò</w:t>
+            </w:r>
+          </w:p>
+        </w:tc>
+      </w:tr>
+      <w:tr>
+        <w:tc>
+          <w:tcPr>
+            <w:tcW w:type="dxa" w:w="4873"/>
+          </w:tcPr>
+          <w:p>
+            <w:r>
+              <w:rPr>
+                <w:rFonts w:ascii="Cambria" w:hAnsi="Cambria" w:cs="Cambria" w:eastAsia="Cambria"/>
+              </w:rPr>
+              <w:t>Hội An · Phố cổ</w:t>
+            </w:r>
+          </w:p>
+        </w:tc>
+        <w:tc>
+          <w:tcPr>
+            <w:tcW w:type="dxa" w:w="4873"/>
+          </w:tcPr>
+          <w:p>
+            <w:r>
+              <w:rPr>
+                <w:rFonts w:ascii="Cambria" w:hAnsi="Cambria" w:cs="Cambria" w:eastAsia="Cambria"/>
+              </w:rPr>
+              <w:t>Hải sản cân · Phở bò · Lẩu</w:t>
+            </w:r>
+          </w:p>
+        </w:tc>
+      </w:tr>
+      <w:tr>
+        <w:tc>
+          <w:tcPr>
+            <w:tcW w:type="dxa" w:w="4873"/>
+          </w:tcPr>
+          <w:p>
+            <w:r>
+              <w:rPr>
+                <w:rFonts w:ascii="Cambria" w:hAnsi="Cambria" w:cs="Cambria" w:eastAsia="Cambria"/>
+              </w:rPr>
+              <w:t>TP.HCM · Quận 1</w:t>
+            </w:r>
+          </w:p>
+        </w:tc>
+        <w:tc>
+          <w:tcPr>
+            <w:tcW w:type="dxa" w:w="4873"/>
+          </w:tcPr>
+          <w:p>
+            <w:r>
+              <w:rPr>
+                <w:rFonts w:ascii="Cambria" w:hAnsi="Cambria" w:cs="Cambria" w:eastAsia="Cambria"/>
+              </w:rPr>
+              <w:t>Lẩu · Hải sản cân · Cơm tấm</w:t>
+            </w:r>
+          </w:p>
+        </w:tc>
+      </w:tr>
+      <w:tr>
+        <w:tc>
+          <w:tcPr>
+            <w:tcW w:type="dxa" w:w="4873"/>
+          </w:tcPr>
+          <w:p>
+            <w:r>
+              <w:rPr>
+                <w:rFonts w:ascii="Cambria" w:hAnsi="Cambria" w:cs="Cambria" w:eastAsia="Cambria"/>
+              </w:rPr>
+              <w:t>Huế · Kinh thành</w:t>
+            </w:r>
+          </w:p>
+        </w:tc>
+        <w:tc>
+          <w:tcPr>
+            <w:tcW w:type="dxa" w:w="4873"/>
+          </w:tcPr>
+          <w:p>
+            <w:r>
+              <w:rPr>
+                <w:rFonts w:ascii="Cambria" w:hAnsi="Cambria" w:cs="Cambria" w:eastAsia="Cambria"/>
+              </w:rPr>
+              <w:t>Lẩu · Bún bò Huế · Cà phê sữa đá</w:t>
+            </w:r>
+          </w:p>
+        </w:tc>
+      </w:tr>
+    </w:tbl>
+    <w:p/>
+    <w:p>
+      <w:pPr>
+        <w:spacing w:after="140"/>
+      </w:pPr>
+      <w:r>
+        <w:rPr>
+          <w:rFonts w:ascii="Cambria" w:hAnsi="Cambria" w:cs="Cambria" w:eastAsia="Cambria"/>
+        </w:rPr>
+        <w:t xml:space="preserve">"Hải sản cân" đứng đầu ở ba vùng biển — đúng ô mà sai thì tốn tiền nhất, và cũng đúng ô dính bẫy tính theo cân của </w:t>
+      </w:r>
+      <w:r>
+        <w:rPr>
+          <w:rFonts w:ascii="Consolas" w:hAnsi="Consolas" w:cs="Consolas" w:eastAsia="Consolas"/>
+          <w:color w:val="9C3A24"/>
+          <w:sz w:val="20"/>
+        </w:rPr>
+        <w:t>units.js</w:t>
+      </w:r>
+      <w:r>
+        <w:rPr>
+          <w:rFonts w:ascii="Cambria" w:hAnsi="Cambria" w:cs="Cambria" w:eastAsia="Cambria"/>
+        </w:rPr>
+        <w:t>.</w:t>
+      </w:r>
+    </w:p>
+    <w:p>
+      <w:pPr>
+        <w:spacing w:after="140"/>
+      </w:pPr>
+      <w:r>
+        <w:rPr>
+          <w:rFonts w:ascii="Cambria" w:hAnsi="Cambria" w:cs="Cambria" w:eastAsia="Cambria"/>
+        </w:rPr>
+        <w:t xml:space="preserve">Đo 5 mẫu Lẩu ở Hoàn Kiếm thì nó tụt từ hạng 1 xuống </w:t>
+      </w:r>
+      <w:r>
+        <w:rPr>
+          <w:rFonts w:ascii="Cambria" w:hAnsi="Cambria" w:cs="Cambria" w:eastAsia="Cambria"/>
+          <w:b/>
+        </w:rPr>
+        <w:t>hạng 14/35</w:t>
+      </w:r>
+      <w:r>
+        <w:rPr>
+          <w:rFonts w:ascii="Cambria" w:hAnsi="Cambria" w:cs="Cambria" w:eastAsia="Cambria"/>
+        </w:rPr>
+        <w:t>, và Chả cá lên đầu. Bảng tự nhường chỗ, không cần ai chỉnh tay.</w:t>
+      </w:r>
+    </w:p>
+    <w:p>
+      <w:pPr>
+        <w:pStyle w:val="Heading4"/>
+        <w:spacing w:before="200"/>
+      </w:pPr>
+      <w:r>
+        <w:rPr>
+          <w:rFonts w:ascii="Cambria" w:hAnsi="Cambria" w:cs="Cambria" w:eastAsia="Cambria"/>
+          <w:b/>
+          <w:color w:val="0E2B24"/>
+        </w:rPr>
+        <w:t>Một luật cho hai chỗ</w:t>
+      </w:r>
+    </w:p>
+    <w:p>
+      <w:pPr>
+        <w:spacing w:after="140"/>
+      </w:pPr>
+      <w:r>
+        <w:rPr>
+          <w:rFonts w:ascii="Consolas" w:hAnsi="Consolas" w:cs="Consolas" w:eastAsia="Consolas"/>
+          <w:color w:val="9C3A24"/>
+          <w:sz w:val="20"/>
+        </w:rPr>
+        <w:t>uutien.js</w:t>
+      </w:r>
+      <w:r>
+        <w:rPr>
+          <w:rFonts w:ascii="Cambria" w:hAnsi="Cambria" w:cs="Cambria" w:eastAsia="Cambria"/>
+        </w:rPr>
+        <w:t xml:space="preserve"> không phụ thuộc DOM, nên </w:t>
+      </w:r>
+      <w:r>
+        <w:rPr>
+          <w:rFonts w:ascii="Cambria" w:hAnsi="Cambria" w:cs="Cambria" w:eastAsia="Cambria"/>
+          <w:b/>
+        </w:rPr>
+        <w:t>phiếu khảo sát in ra trên giấy và màn khảo sát trên điện thoại dùng chung đúng một bộ luật</w:t>
+      </w:r>
+      <w:r>
+        <w:rPr>
+          <w:rFonts w:ascii="Cambria" w:hAnsi="Cambria" w:cs="Cambria" w:eastAsia="Cambria"/>
+        </w:rPr>
+        <w:t xml:space="preserve"> — thứ tự hai bên không bao giờ lệch nhau. Nó cũng chạy hoàn toàn offline: không có lời gọi mạng nào trong đường ưu tiên.</w:t>
+      </w:r>
+    </w:p>
+    <w:p>
+      <w:pPr>
+        <w:pStyle w:val="Heading4"/>
+        <w:spacing w:before="200"/>
+      </w:pPr>
+      <w:r>
+        <w:rPr>
+          <w:rFonts w:ascii="Cambria" w:hAnsi="Cambria" w:cs="Cambria" w:eastAsia="Cambria"/>
+          <w:b/>
+          <w:color w:val="0E2B24"/>
+        </w:rPr>
+        <w:t>Chỗ phải nói thẳng</w:t>
+      </w:r>
+    </w:p>
+    <w:p>
+      <w:pPr>
+        <w:spacing w:after="140"/>
+      </w:pPr>
+      <w:r>
+        <w:rPr>
+          <w:rFonts w:ascii="Cambria" w:hAnsi="Cambria" w:cs="Cambria" w:eastAsia="Cambria"/>
+        </w:rPr>
+        <w:t xml:space="preserve">Ba thừa số đều là số </w:t>
+      </w:r>
+      <w:r>
+        <w:rPr>
+          <w:rFonts w:ascii="Cambria" w:hAnsi="Cambria" w:cs="Cambria" w:eastAsia="Cambria"/>
+          <w:b/>
+        </w:rPr>
+        <w:t>đếm được</w:t>
+      </w:r>
+      <w:r>
+        <w:rPr>
+          <w:rFonts w:ascii="Cambria" w:hAnsi="Cambria" w:cs="Cambria" w:eastAsia="Cambria"/>
+        </w:rPr>
+        <w:t xml:space="preserve">. Việc </w:t>
+      </w:r>
+      <w:r>
+        <w:rPr>
+          <w:rFonts w:ascii="Cambria" w:hAnsi="Cambria" w:cs="Cambria" w:eastAsia="Cambria"/>
+          <w:b/>
+        </w:rPr>
+        <w:t>nhân</w:t>
+      </w:r>
+      <w:r>
+        <w:rPr>
+          <w:rFonts w:ascii="Cambria" w:hAnsi="Cambria" w:cs="Cambria" w:eastAsia="Cambria"/>
+        </w:rPr>
+        <w:t xml:space="preserve"> chúng với nhau là một lựa chọn thiết kế, và mã nguồn ghi rõ như vậy. Thứ nó bảo đảm là: thứ hạng dựng lại được từ dữ liệu, ai chạy cũng ra đúng thứ tự ấy, và mỗi ô giải thích được vì sao nó đứng chỗ đó — giao diện hiện </w:t>
+      </w:r>
+      <w:r>
+        <w:rPr>
+          <w:rFonts w:ascii="Cambria" w:hAnsi="Cambria" w:cs="Cambria" w:eastAsia="Cambria"/>
+          <w:i/>
+        </w:rPr>
+        <w:t>"nothing measured yet · range spans 280k"</w:t>
+      </w:r>
+      <w:r>
+        <w:rPr>
+          <w:rFonts w:ascii="Cambria" w:hAnsi="Cambria" w:cs="Cambria" w:eastAsia="Cambria"/>
+        </w:rPr>
+        <w:t xml:space="preserve"> chứ không hiện một điểm số trần trụi.</w:t>
+      </w:r>
+    </w:p>
+    <w:p>
+      <w:pPr>
         <w:pStyle w:val="Heading2"/>
         <w:spacing w:before="280"/>
       </w:pPr>
@@ -12519,7 +13263,7 @@
           <w:b/>
           <w:color w:val="0E2B24"/>
         </w:rPr>
-        <w:t xml:space="preserve"> — 658 phép thử, 0 hỏng</w:t>
+        <w:t xml:space="preserve"> — 677 phép thử, 0 hỏng</w:t>
       </w:r>
     </w:p>
     <w:p>
@@ -12848,7 +13592,7 @@
         <w:rPr>
           <w:rFonts w:ascii="Cambria" w:hAnsi="Cambria" w:cs="Cambria" w:eastAsia="Cambria"/>
         </w:rPr>
-        <w:t xml:space="preserve"> rồi so — bắt được đúng lúc hồ sơ còn ghi 612 trong khi bộ thử đã lên 645 (nay là 658).</w:t>
+        <w:t xml:space="preserve"> rồi so — bắt được đúng lúc hồ sơ còn ghi 612 trong khi bộ thử đã lên 645 (nay là 677).</w:t>
       </w:r>
     </w:p>
     <w:p>
@@ -14852,7 +15596,7 @@
               <w:rPr>
                 <w:rFonts w:ascii="Cambria" w:hAnsi="Cambria" w:cs="Cambria" w:eastAsia="Cambria"/>
               </w:rPr>
-              <w:t>service worker, SHELL 65 tệp</w:t>
+              <w:t>service worker, SHELL 66 tệp</w:t>
             </w:r>
           </w:p>
         </w:tc>
@@ -15842,6 +16586,49 @@
                 <w:rFonts w:ascii="Cambria" w:hAnsi="Cambria" w:cs="Cambria" w:eastAsia="Cambria"/>
               </w:rPr>
               <w:t>nhãn Đúng Giá suy từ lượt quét thật</w:t>
+            </w:r>
+          </w:p>
+        </w:tc>
+      </w:tr>
+      <w:tr>
+        <w:tc>
+          <w:tcPr>
+            <w:tcW w:type="dxa" w:w="3249"/>
+          </w:tcPr>
+          <w:p>
+            <w:r>
+              <w:rPr>
+                <w:rFonts w:ascii="Consolas" w:hAnsi="Consolas" w:cs="Consolas" w:eastAsia="Consolas"/>
+                <w:color w:val="9C3A24"/>
+                <w:sz w:val="20"/>
+              </w:rPr>
+              <w:t>uutien.js</w:t>
+            </w:r>
+          </w:p>
+        </w:tc>
+        <w:tc>
+          <w:tcPr>
+            <w:tcW w:type="dxa" w:w="3249"/>
+          </w:tcPr>
+          <w:p>
+            <w:r>
+              <w:rPr>
+                <w:rFonts w:ascii="Cambria" w:hAnsi="Cambria" w:cs="Cambria" w:eastAsia="Cambria"/>
+              </w:rPr>
+              <w:t>171</w:t>
+            </w:r>
+          </w:p>
+        </w:tc>
+        <w:tc>
+          <w:tcPr>
+            <w:tcW w:type="dxa" w:w="3249"/>
+          </w:tcPr>
+          <w:p>
+            <w:r>
+              <w:rPr>
+                <w:rFonts w:ascii="Cambria" w:hAnsi="Cambria" w:cs="Cambria" w:eastAsia="Cambria"/>
+              </w:rPr>
+              <w:t>xếp ô giá theo lượng bất định giảm được</w:t>
             </w:r>
           </w:p>
         </w:tc>

--- a/docs/ho-so-ky-thuat-non-la.docx
+++ b/docs/ho-so-ky-thuat-non-la.docx
@@ -50,7 +50,7 @@
         <w:rPr>
           <w:rFonts w:ascii="Cambria" w:hAnsi="Cambria" w:cs="Cambria" w:eastAsia="Cambria"/>
         </w:rPr>
-        <w:t xml:space="preserve"> · 88 commit · 753 phép thử xanh</w:t>
+        <w:t xml:space="preserve"> · 90 commit · 770 phép thử xanh</w:t>
       </w:r>
     </w:p>
     <w:p>
@@ -8882,6 +8882,318 @@
           <w:b/>
           <w:color w:val="0E2B24"/>
         </w:rPr>
+        <w:t>Hai mức bằng chứng, hai nút</w:t>
+      </w:r>
+    </w:p>
+    <w:p>
+      <w:pPr>
+        <w:spacing w:after="140"/>
+      </w:pPr>
+      <w:r>
+        <w:rPr>
+          <w:rFonts w:ascii="Cambria" w:hAnsi="Cambria" w:cs="Cambria" w:eastAsia="Cambria"/>
+        </w:rPr>
+        <w:t xml:space="preserve">Người bán quay màn hình đọc rồi chạm là </w:t>
+      </w:r>
+      <w:r>
+        <w:rPr>
+          <w:rFonts w:ascii="Cambria" w:hAnsi="Cambria" w:cs="Cambria" w:eastAsia="Cambria"/>
+          <w:b/>
+        </w:rPr>
+        <w:t>một</w:t>
+      </w:r>
+      <w:r>
+        <w:rPr>
+          <w:rFonts w:ascii="Cambria" w:hAnsi="Cambria" w:cs="Cambria" w:eastAsia="Cambria"/>
+        </w:rPr>
+        <w:t xml:space="preserve"> chuyện; khách tự ghi lại vì người bán đang bận hoặc không muốn chạm vào máy lạ là chuyện </w:t>
+      </w:r>
+      <w:r>
+        <w:rPr>
+          <w:rFonts w:ascii="Cambria" w:hAnsi="Cambria" w:cs="Cambria" w:eastAsia="Cambria"/>
+          <w:b/>
+        </w:rPr>
+        <w:t>khác hẳn</w:t>
+      </w:r>
+      <w:r>
+        <w:rPr>
+          <w:rFonts w:ascii="Cambria" w:hAnsi="Cambria" w:cs="Cambria" w:eastAsia="Cambria"/>
+        </w:rPr>
+        <w:t xml:space="preserve">. Gộp làm một nút rồi in chung câu </w:t>
+      </w:r>
+      <w:r>
+        <w:rPr>
+          <w:rFonts w:ascii="Cambria" w:hAnsi="Cambria" w:cs="Cambria" w:eastAsia="Cambria"/>
+          <w:i/>
+        </w:rPr>
+        <w:t>"hai bên đã cùng đọc"</w:t>
+      </w:r>
+      <w:r>
+        <w:rPr>
+          <w:rFonts w:ascii="Cambria" w:hAnsi="Cambria" w:cs="Cambria" w:eastAsia="Cambria"/>
+        </w:rPr>
+        <w:t xml:space="preserve"> là bịa ra sự đồng thuận của một người chưa hề nhìn tấm phiếu. Nên có hai nút, phiếu ghi lại </w:t>
+      </w:r>
+      <w:r>
+        <w:rPr>
+          <w:rFonts w:ascii="Consolas" w:hAnsi="Consolas" w:cs="Consolas" w:eastAsia="Consolas"/>
+          <w:color w:val="9C3A24"/>
+          <w:sz w:val="20"/>
+        </w:rPr>
+        <w:t>boi</w:t>
+      </w:r>
+      <w:r>
+        <w:rPr>
+          <w:rFonts w:ascii="Cambria" w:hAnsi="Cambria" w:cs="Cambria" w:eastAsia="Cambria"/>
+        </w:rPr>
+        <w:t xml:space="preserve">, và câu hiện ra khác nhau — bản của khách nói thẳng </w:t>
+      </w:r>
+      <w:r>
+        <w:rPr>
+          <w:rFonts w:ascii="Cambria" w:hAnsi="Cambria" w:cs="Cambria" w:eastAsia="Cambria"/>
+          <w:i/>
+        </w:rPr>
+        <w:t>"người bán chưa đọc tờ này"</w:t>
+      </w:r>
+      <w:r>
+        <w:rPr>
+          <w:rFonts w:ascii="Cambria" w:hAnsi="Cambria" w:cs="Cambria" w:eastAsia="Cambria"/>
+        </w:rPr>
+        <w:t>.</w:t>
+      </w:r>
+    </w:p>
+    <w:p>
+      <w:pPr>
+        <w:pStyle w:val="Heading4"/>
+        <w:spacing w:before="200"/>
+      </w:pPr>
+      <w:r>
+        <w:rPr>
+          <w:rFonts w:ascii="Cambria" w:hAnsi="Cambria" w:cs="Cambria" w:eastAsia="Cambria"/>
+          <w:b/>
+          <w:color w:val="0E2B24"/>
+        </w:rPr>
+        <w:t>Khép vòng ở quán không có hoá đơn giấy</w:t>
+      </w:r>
+    </w:p>
+    <w:p>
+      <w:pPr>
+        <w:spacing w:after="140"/>
+      </w:pPr>
+      <w:r>
+        <w:rPr>
+          <w:rFonts w:ascii="Cambria" w:hAnsi="Cambria" w:cs="Cambria" w:eastAsia="Cambria"/>
+        </w:rPr>
+        <w:t xml:space="preserve">Trước bản này, đường đối chiếu chỉ chạy khi </w:t>
+      </w:r>
+      <w:r>
+        <w:rPr>
+          <w:rFonts w:ascii="Cambria" w:hAnsi="Cambria" w:cs="Cambria" w:eastAsia="Cambria"/>
+          <w:b/>
+        </w:rPr>
+        <w:t>quét được hoá đơn</w:t>
+      </w:r>
+      <w:r>
+        <w:rPr>
+          <w:rFonts w:ascii="Cambria" w:hAnsi="Cambria" w:cs="Cambria" w:eastAsia="Cambria"/>
+        </w:rPr>
+        <w:t>. Phần lớn hàng vỉa hè không in hoá đơn bao giờ — tức là ca duy nhất không khép được vòng lại đúng là nhóm người dùng cả sản phẩm sinh ra để phục vụ.</w:t>
+      </w:r>
+    </w:p>
+    <w:p>
+      <w:pPr>
+        <w:spacing w:after="140"/>
+      </w:pPr>
+      <w:r>
+        <w:rPr>
+          <w:rFonts w:ascii="Consolas" w:hAnsi="Consolas" w:cs="Consolas" w:eastAsia="Consolas"/>
+          <w:color w:val="9C3A24"/>
+          <w:sz w:val="20"/>
+        </w:rPr>
+        <w:t>doiChieuTong()</w:t>
+      </w:r>
+      <w:r>
+        <w:rPr>
+          <w:rFonts w:ascii="Cambria" w:hAnsi="Cambria" w:cs="Cambria" w:eastAsia="Cambria"/>
+        </w:rPr>
+        <w:t xml:space="preserve"> nhận đúng một con số: cái người bán nói ra và khách gõ vào ô "The bill" ở màn đếm tiền thối.</w:t>
+      </w:r>
+    </w:p>
+    <w:tbl>
+      <w:tblPr>
+        <w:tblStyle w:val="TableGrid"/>
+        <w:tblW w:type="auto" w:w="0"/>
+        <w:jc w:val="center"/>
+        <w:tblLook w:firstColumn="1" w:firstRow="1" w:lastColumn="0" w:lastRow="0" w:noHBand="0" w:noVBand="1" w:val="04A0"/>
+      </w:tblPr>
+      <w:tblGrid>
+        <w:gridCol w:w="4873"/>
+        <w:gridCol w:w="4873"/>
+      </w:tblGrid>
+      <w:tr>
+        <w:tc>
+          <w:tcPr>
+            <w:tcW w:type="dxa" w:w="4873"/>
+          </w:tcPr>
+          <w:p>
+            <w:r>
+              <w:rPr>
+                <w:rFonts w:ascii="Cambria" w:hAnsi="Cambria" w:cs="Cambria" w:eastAsia="Cambria"/>
+                <w:b/>
+              </w:rPr>
+              <w:t>Trả</w:t>
+            </w:r>
+          </w:p>
+        </w:tc>
+        <w:tc>
+          <w:tcPr>
+            <w:tcW w:type="dxa" w:w="4873"/>
+          </w:tcPr>
+          <w:p>
+            <w:r>
+              <w:rPr>
+                <w:rFonts w:ascii="Cambria" w:hAnsi="Cambria" w:cs="Cambria" w:eastAsia="Cambria"/>
+                <w:b/>
+              </w:rPr>
+              <w:t>Câu app nói</w:t>
+            </w:r>
+          </w:p>
+        </w:tc>
+      </w:tr>
+      <w:tr>
+        <w:tc>
+          <w:tcPr>
+            <w:tcW w:type="dxa" w:w="4873"/>
+          </w:tcPr>
+          <w:p>
+            <w:r>
+              <w:rPr>
+                <w:rFonts w:ascii="Cambria" w:hAnsi="Cambria" w:cs="Cambria" w:eastAsia="Cambria"/>
+              </w:rPr>
+              <w:t>880.000₫</w:t>
+            </w:r>
+          </w:p>
+        </w:tc>
+        <w:tc>
+          <w:tcPr>
+            <w:tcW w:type="dxa" w:w="4873"/>
+          </w:tcPr>
+          <w:p>
+            <w:r>
+              <w:rPr>
+                <w:rFonts w:ascii="Cambria" w:hAnsi="Cambria" w:cs="Cambria" w:eastAsia="Cambria"/>
+                <w:i/>
+              </w:rPr>
+              <w:t>"Bill matches what was read"</w:t>
+            </w:r>
+          </w:p>
+        </w:tc>
+      </w:tr>
+      <w:tr>
+        <w:tc>
+          <w:tcPr>
+            <w:tcW w:type="dxa" w:w="4873"/>
+          </w:tcPr>
+          <w:p>
+            <w:r>
+              <w:rPr>
+                <w:rFonts w:ascii="Cambria" w:hAnsi="Cambria" w:cs="Cambria" w:eastAsia="Cambria"/>
+              </w:rPr>
+              <w:t>1.200.000₫</w:t>
+            </w:r>
+          </w:p>
+        </w:tc>
+        <w:tc>
+          <w:tcPr>
+            <w:tcW w:type="dxa" w:w="4873"/>
+          </w:tcPr>
+          <w:p>
+            <w:r>
+              <w:rPr>
+                <w:rFonts w:ascii="Cambria" w:hAnsi="Cambria" w:cs="Cambria" w:eastAsia="Cambria"/>
+                <w:i/>
+              </w:rPr>
+              <w:t>"Số tiền lệch so với phiếu. Nhờ người bán đọc lại từng món — chỉ có mỗi con số tổng thì không thấy được lệch ở dòng nào."</w:t>
+            </w:r>
+          </w:p>
+        </w:tc>
+      </w:tr>
+    </w:tbl>
+    <w:p/>
+    <w:p>
+      <w:pPr>
+        <w:spacing w:after="140"/>
+      </w:pPr>
+      <w:r>
+        <w:rPr>
+          <w:rFonts w:ascii="Cambria" w:hAnsi="Cambria" w:cs="Cambria" w:eastAsia="Cambria"/>
+        </w:rPr>
+        <w:t xml:space="preserve">Không có dòng nào để tách "món gọi thêm" khỏi "một dòng đội giá", nên hàm này </w:t>
+      </w:r>
+      <w:r>
+        <w:rPr>
+          <w:rFonts w:ascii="Cambria" w:hAnsi="Cambria" w:cs="Cambria" w:eastAsia="Cambria"/>
+          <w:b/>
+        </w:rPr>
+        <w:t>cố ý không đoán nguyên nhân</w:t>
+      </w:r>
+      <w:r>
+        <w:rPr>
+          <w:rFonts w:ascii="Cambria" w:hAnsi="Cambria" w:cs="Cambria" w:eastAsia="Cambria"/>
+        </w:rPr>
+        <w:t xml:space="preserve">. Nó cũng có câu </w:t>
+      </w:r>
+      <w:r>
+        <w:rPr>
+          <w:rFonts w:ascii="Cambria" w:hAnsi="Cambria" w:cs="Cambria" w:eastAsia="Cambria"/>
+          <w:b/>
+        </w:rPr>
+        <w:t>riêng</w:t>
+      </w:r>
+      <w:r>
+        <w:rPr>
+          <w:rFonts w:ascii="Cambria" w:hAnsi="Cambria" w:cs="Cambria" w:eastAsia="Cambria"/>
+        </w:rPr>
+        <w:t xml:space="preserve">, không ghép thêm vào câu của ca có hoá đơn: </w:t>
+      </w:r>
+      <w:r>
+        <w:rPr>
+          <w:rFonts w:ascii="Cambria" w:hAnsi="Cambria" w:cs="Cambria" w:eastAsia="Cambria"/>
+          <w:i/>
+        </w:rPr>
+        <w:t>"xem lại từng dòng"</w:t>
+      </w:r>
+      <w:r>
+        <w:rPr>
+          <w:rFonts w:ascii="Cambria" w:hAnsi="Cambria" w:cs="Cambria" w:eastAsia="Cambria"/>
+        </w:rPr>
+        <w:t xml:space="preserve"> cộng </w:t>
+      </w:r>
+      <w:r>
+        <w:rPr>
+          <w:rFonts w:ascii="Cambria" w:hAnsi="Cambria" w:cs="Cambria" w:eastAsia="Cambria"/>
+          <w:i/>
+        </w:rPr>
+        <w:t>"chưa biết lệch ở dòng nào"</w:t>
+      </w:r>
+      <w:r>
+        <w:rPr>
+          <w:rFonts w:ascii="Cambria" w:hAnsi="Cambria" w:cs="Cambria" w:eastAsia="Cambria"/>
+        </w:rPr>
+        <w:t xml:space="preserve"> là hai vế tự phủ nhau trong cùng một hơi.</w:t>
+      </w:r>
+    </w:p>
+    <w:p>
+      <w:pPr>
+        <w:pStyle w:val="Heading4"/>
+        <w:spacing w:before="200"/>
+      </w:pPr>
+      <w:r>
+        <w:rPr>
+          <w:rFonts w:ascii="Cambria" w:hAnsi="Cambria" w:cs="Cambria" w:eastAsia="Cambria"/>
+          <w:b/>
+          <w:color w:val="0E2B24"/>
+        </w:rPr>
         <w:t>Chữ song ngữ cùng lúc, không phải nút đổi ngôn ngữ</w:t>
       </w:r>
     </w:p>
@@ -15786,7 +16098,7 @@
           <w:b/>
           <w:color w:val="0E2B24"/>
         </w:rPr>
-        <w:t xml:space="preserve"> — 753 phép thử, 0 hỏng</w:t>
+        <w:t xml:space="preserve"> — 770 phép thử, 0 hỏng</w:t>
       </w:r>
     </w:p>
     <w:p>
@@ -16115,7 +16427,7 @@
         <w:rPr>
           <w:rFonts w:ascii="Cambria" w:hAnsi="Cambria" w:cs="Cambria" w:eastAsia="Cambria"/>
         </w:rPr>
-        <w:t xml:space="preserve"> rồi so — bắt được đúng lúc hồ sơ còn ghi 612 trong khi bộ thử đã lên 645 (nay là 753).</w:t>
+        <w:t xml:space="preserve"> rồi so — bắt được đúng lúc hồ sơ còn ghi 612 trong khi bộ thử đã lên 645 (nay là 770).</w:t>
       </w:r>
     </w:p>
     <w:p>
@@ -17515,6 +17827,332 @@
     </w:p>
     <w:p>
       <w:pPr>
+        <w:pStyle w:val="Heading3"/>
+        <w:spacing w:before="200"/>
+      </w:pPr>
+      <w:r>
+        <w:rPr>
+          <w:rFonts w:ascii="Cambria" w:hAnsi="Cambria" w:cs="Cambria" w:eastAsia="Cambria"/>
+          <w:b/>
+          <w:color w:val="0E2B24"/>
+        </w:rPr>
+        <w:t xml:space="preserve">16.6 Bộ giấy pilot và kịch bản video — </w:t>
+      </w:r>
+      <w:r>
+        <w:rPr>
+          <w:rFonts w:ascii="Consolas" w:hAnsi="Consolas" w:cs="Consolas" w:eastAsia="Consolas"/>
+          <w:b/>
+          <w:color w:val="0E2B24"/>
+          <w:sz w:val="20"/>
+        </w:rPr>
+        <w:t>bo-pilot-quan.mjs</w:t>
+      </w:r>
+      <w:r>
+        <w:rPr>
+          <w:rFonts w:ascii="Cambria" w:hAnsi="Cambria" w:cs="Cambria" w:eastAsia="Cambria"/>
+          <w:b/>
+          <w:color w:val="0E2B24"/>
+        </w:rPr>
+        <w:t xml:space="preserve">, </w:t>
+      </w:r>
+      <w:r>
+        <w:rPr>
+          <w:rFonts w:ascii="Consolas" w:hAnsi="Consolas" w:cs="Consolas" w:eastAsia="Consolas"/>
+          <w:b/>
+          <w:color w:val="0E2B24"/>
+          <w:sz w:val="20"/>
+        </w:rPr>
+        <w:t>kich-ban-video.mjs</w:t>
+      </w:r>
+    </w:p>
+    <w:p>
+      <w:pPr>
+        <w:spacing w:after="140"/>
+      </w:pPr>
+      <w:r>
+        <w:rPr>
+          <w:rFonts w:ascii="Cambria" w:hAnsi="Cambria" w:cs="Cambria" w:eastAsia="Cambria"/>
+        </w:rPr>
+        <w:t>Hai bộ này không phải tài liệu trang trí; chúng là điều kiện để hai mốc còn lại xảy ra được.</w:t>
+      </w:r>
+    </w:p>
+    <w:p>
+      <w:pPr>
+        <w:spacing w:after="140"/>
+      </w:pPr>
+      <w:r>
+        <w:rPr>
+          <w:rFonts w:ascii="Cambria" w:hAnsi="Cambria" w:cs="Cambria" w:eastAsia="Cambria"/>
+          <w:b/>
+        </w:rPr>
+        <w:t>Bộ giấy pilot</w:t>
+      </w:r>
+      <w:r>
+        <w:rPr>
+          <w:rFonts w:ascii="Cambria" w:hAnsi="Cambria" w:cs="Cambria" w:eastAsia="Cambria"/>
+        </w:rPr>
+        <w:t xml:space="preserve"> — ba tờ: giới thiệu, phiếu đồng ý, phiếu theo dõi. Mốc pilot là </w:t>
+      </w:r>
+      <w:r>
+        <w:rPr>
+          <w:rFonts w:ascii="Cambria" w:hAnsi="Cambria" w:cs="Cambria" w:eastAsia="Cambria"/>
+          <w:i/>
+        </w:rPr>
+        <w:t>"5–10 quán tự nguyện"</w:t>
+      </w:r>
+      <w:r>
+        <w:rPr>
+          <w:rFonts w:ascii="Cambria" w:hAnsi="Cambria" w:cs="Cambria" w:eastAsia="Cambria"/>
+        </w:rPr>
+        <w:t xml:space="preserve">, và chữ </w:t>
+      </w:r>
+      <w:r>
+        <w:rPr>
+          <w:rFonts w:ascii="Cambria" w:hAnsi="Cambria" w:cs="Cambria" w:eastAsia="Cambria"/>
+          <w:b/>
+        </w:rPr>
+        <w:t>tự nguyện</w:t>
+      </w:r>
+      <w:r>
+        <w:rPr>
+          <w:rFonts w:ascii="Cambria" w:hAnsi="Cambria" w:cs="Cambria" w:eastAsia="Cambria"/>
+        </w:rPr>
+        <w:t xml:space="preserve"> chỉ có nghĩa khi người ta biết mình đang đồng ý với cái gì và rút lại được. Không có tờ đồng ý thì đó không phải pilot, đó là đi xin dữ liệu.</w:t>
+      </w:r>
+    </w:p>
+    <w:p>
+      <w:pPr>
+        <w:spacing w:after="140"/>
+      </w:pPr>
+      <w:r>
+        <w:rPr>
+          <w:rFonts w:ascii="Cambria" w:hAnsi="Cambria" w:cs="Cambria" w:eastAsia="Cambria"/>
+        </w:rPr>
+        <w:t xml:space="preserve">Tờ giới thiệu mở đầu bằng </w:t>
+      </w:r>
+      <w:r>
+        <w:rPr>
+          <w:rFonts w:ascii="Cambria" w:hAnsi="Cambria" w:cs="Cambria" w:eastAsia="Cambria"/>
+          <w:b/>
+        </w:rPr>
+        <w:t>cái quán được</w:t>
+      </w:r>
+      <w:r>
+        <w:rPr>
+          <w:rFonts w:ascii="Cambria" w:hAnsi="Cambria" w:cs="Cambria" w:eastAsia="Cambria"/>
+        </w:rPr>
+        <w:t xml:space="preserve">, không bằng cái ta cần — người bán không quan tâm dự án dự thi cái gì. Rồi ba câu </w:t>
+      </w:r>
+      <w:r>
+        <w:rPr>
+          <w:rFonts w:ascii="Cambria" w:hAnsi="Cambria" w:cs="Cambria" w:eastAsia="Cambria"/>
+          <w:b/>
+        </w:rPr>
+        <w:t>phủ định</w:t>
+      </w:r>
+      <w:r>
+        <w:rPr>
+          <w:rFonts w:ascii="Cambria" w:hAnsi="Cambria" w:cs="Cambria" w:eastAsia="Cambria"/>
+        </w:rPr>
+        <w:t xml:space="preserve"> in đậm ngang phần khẳng định: không chấm điểm quán, không xếp hạng, không có danh sách công khai quán nào "đắt". Người bán Việt Nam đã quen với ứng dụng đánh giá sao và họ có lý do để cảnh giác.</w:t>
+      </w:r>
+    </w:p>
+    <w:p>
+      <w:pPr>
+        <w:spacing w:after="140"/>
+      </w:pPr>
+      <w:r>
+        <w:rPr>
+          <w:rFonts w:ascii="Cambria" w:hAnsi="Cambria" w:cs="Cambria" w:eastAsia="Cambria"/>
+        </w:rPr>
+        <w:t xml:space="preserve">Phiếu theo dõi có cột </w:t>
+      </w:r>
+      <w:r>
+        <w:rPr>
+          <w:rFonts w:ascii="Cambria" w:hAnsi="Cambria" w:cs="Cambria" w:eastAsia="Cambria"/>
+          <w:b/>
+        </w:rPr>
+        <w:t>lý do từ chối</w:t>
+      </w:r>
+      <w:r>
+        <w:rPr>
+          <w:rFonts w:ascii="Cambria" w:hAnsi="Cambria" w:cs="Cambria" w:eastAsia="Cambria"/>
+        </w:rPr>
+        <w:t xml:space="preserve">, và bốn lý do đã lường trước. Một pilot báo </w:t>
+      </w:r>
+      <w:r>
+        <w:rPr>
+          <w:rFonts w:ascii="Cambria" w:hAnsi="Cambria" w:cs="Cambria" w:eastAsia="Cambria"/>
+          <w:i/>
+        </w:rPr>
+        <w:t>"10/10 quán đồng ý"</w:t>
+      </w:r>
+      <w:r>
+        <w:rPr>
+          <w:rFonts w:ascii="Cambria" w:hAnsi="Cambria" w:cs="Cambria" w:eastAsia="Cambria"/>
+        </w:rPr>
+        <w:t xml:space="preserve"> mà không nói đã hỏi bao nhiêu quán là một con số vô nghĩa — và lý do từ chối mới là dữ kiện đáng giá nhất cho vòng sau. Lý do thứ tư (</w:t>
+      </w:r>
+      <w:r>
+        <w:rPr>
+          <w:rFonts w:ascii="Cambria" w:hAnsi="Cambria" w:cs="Cambria" w:eastAsia="Cambria"/>
+          <w:i/>
+        </w:rPr>
+        <w:t>"giá tôi thay đổi theo ngày, khai không xuể"</w:t>
+      </w:r>
+      <w:r>
+        <w:rPr>
+          <w:rFonts w:ascii="Cambria" w:hAnsi="Cambria" w:cs="Cambria" w:eastAsia="Cambria"/>
+        </w:rPr>
+        <w:t xml:space="preserve">) là lý do đáng nghe nhất: nó nói rằng bảng khai cần một lối cho món </w:t>
+      </w:r>
+      <w:r>
+        <w:rPr>
+          <w:rFonts w:ascii="Cambria" w:hAnsi="Cambria" w:cs="Cambria" w:eastAsia="Cambria"/>
+          <w:b/>
+        </w:rPr>
+        <w:t>thời giá</w:t>
+      </w:r>
+      <w:r>
+        <w:rPr>
+          <w:rFonts w:ascii="Cambria" w:hAnsi="Cambria" w:cs="Cambria" w:eastAsia="Cambria"/>
+        </w:rPr>
+        <w:t xml:space="preserve"> — mà ứng dụng đã có sẵn.</w:t>
+      </w:r>
+    </w:p>
+    <w:p>
+      <w:pPr>
+        <w:spacing w:after="140"/>
+      </w:pPr>
+      <w:r>
+        <w:rPr>
+          <w:rFonts w:ascii="Cambria" w:hAnsi="Cambria" w:cs="Cambria" w:eastAsia="Cambria"/>
+          <w:b/>
+        </w:rPr>
+        <w:t>Kịch bản video</w:t>
+      </w:r>
+      <w:r>
+        <w:rPr>
+          <w:rFonts w:ascii="Cambria" w:hAnsi="Cambria" w:cs="Cambria" w:eastAsia="Cambria"/>
+        </w:rPr>
+        <w:t xml:space="preserve">: mọi con số trong lời thoại </w:t>
+      </w:r>
+      <w:r>
+        <w:rPr>
+          <w:rFonts w:ascii="Cambria" w:hAnsi="Cambria" w:cs="Cambria" w:eastAsia="Cambria"/>
+          <w:b/>
+        </w:rPr>
+        <w:t>sinh từ mã</w:t>
+      </w:r>
+      <w:r>
+        <w:rPr>
+          <w:rFonts w:ascii="Cambria" w:hAnsi="Cambria" w:cs="Cambria" w:eastAsia="Cambria"/>
+        </w:rPr>
+        <w:t xml:space="preserve">, không gõ tay. Gõ tay một lời thoại rồi ba tuần sau sửa luật phụ thu là video nói một đằng, app hiện một nẻo — đúng loại sai mà giám khảo bắt được bằng cách mở app ra bấm thử. Kèm một </w:t>
+      </w:r>
+      <w:r>
+        <w:rPr>
+          <w:rFonts w:ascii="Cambria" w:hAnsi="Cambria" w:cs="Cambria" w:eastAsia="Cambria"/>
+          <w:b/>
+        </w:rPr>
+        <w:t>bảng đối chiếu khi quay</w:t>
+      </w:r>
+      <w:r>
+        <w:rPr>
+          <w:rFonts w:ascii="Cambria" w:hAnsi="Cambria" w:cs="Cambria" w:eastAsia="Cambria"/>
+        </w:rPr>
+        <w:t>: bấm đúng những bước đó thì app phải hiện đúng những số đó; lệch một con số nghĩa là đã sửa luật mà chưa chạy lại kịch bản.</w:t>
+      </w:r>
+    </w:p>
+    <w:p>
+      <w:pPr>
+        <w:spacing w:after="140"/>
+      </w:pPr>
+      <w:r>
+        <w:rPr>
+          <w:rFonts w:ascii="Cambria" w:hAnsi="Cambria" w:cs="Cambria" w:eastAsia="Cambria"/>
+        </w:rPr>
+        <w:t xml:space="preserve">Video demo kể </w:t>
+      </w:r>
+      <w:r>
+        <w:rPr>
+          <w:rFonts w:ascii="Cambria" w:hAnsi="Cambria" w:cs="Cambria" w:eastAsia="Cambria"/>
+          <w:b/>
+        </w:rPr>
+        <w:t>đúng một giao dịch</w:t>
+      </w:r>
+      <w:r>
+        <w:rPr>
+          <w:rFonts w:ascii="Cambria" w:hAnsi="Cambria" w:cs="Cambria" w:eastAsia="Cambria"/>
+        </w:rPr>
+        <w:t xml:space="preserve"> — không bản đồ, không lịch âm, không cộng đồng. Bốn thứ phải thấy được trong ba phút: app phát hiện điều khách </w:t>
+      </w:r>
+      <w:r>
+        <w:rPr>
+          <w:rFonts w:ascii="Cambria" w:hAnsi="Cambria" w:cs="Cambria" w:eastAsia="Cambria"/>
+          <w:i/>
+        </w:rPr>
+        <w:t>không biết để hỏi</w:t>
+      </w:r>
+      <w:r>
+        <w:rPr>
+          <w:rFonts w:ascii="Cambria" w:hAnsi="Cambria" w:cs="Cambria" w:eastAsia="Cambria"/>
+        </w:rPr>
+        <w:t xml:space="preserve">; app </w:t>
+      </w:r>
+      <w:r>
+        <w:rPr>
+          <w:rFonts w:ascii="Cambria" w:hAnsi="Cambria" w:cs="Cambria" w:eastAsia="Cambria"/>
+          <w:b/>
+        </w:rPr>
+        <w:t>từ chối</w:t>
+      </w:r>
+      <w:r>
+        <w:rPr>
+          <w:rFonts w:ascii="Cambria" w:hAnsi="Cambria" w:cs="Cambria" w:eastAsia="Cambria"/>
+        </w:rPr>
+        <w:t xml:space="preserve"> đưa ra tổng khi còn thiếu dữ kiện; màn hình quay sang phía người bán; và lúc trả tiền, con số được đối chiếu.</w:t>
+      </w:r>
+    </w:p>
+    <w:p>
+      <w:pPr>
+        <w:spacing w:after="140"/>
+      </w:pPr>
+      <w:r>
+        <w:rPr>
+          <w:rFonts w:ascii="Cambria" w:hAnsi="Cambria" w:cs="Cambria" w:eastAsia="Cambria"/>
+        </w:rPr>
+        <w:t xml:space="preserve">Một luật cho cả hai video: </w:t>
+      </w:r>
+      <w:r>
+        <w:rPr>
+          <w:rFonts w:ascii="Cambria" w:hAnsi="Cambria" w:cs="Cambria" w:eastAsia="Cambria"/>
+          <w:b/>
+        </w:rPr>
+        <w:t>không dựng cảnh người bán gian.</w:t>
+      </w:r>
+      <w:r>
+        <w:rPr>
+          <w:rFonts w:ascii="Cambria" w:hAnsi="Cambria" w:cs="Cambria" w:eastAsia="Cambria"/>
+        </w:rPr>
+        <w:t xml:space="preserve"> Quán trong kịch bản bán hải sản theo lạng — cách bán hoàn toàn bình thường — và vấn đề là </w:t>
+      </w:r>
+      <w:r>
+        <w:rPr>
+          <w:rFonts w:ascii="Cambria" w:hAnsi="Cambria" w:cs="Cambria" w:eastAsia="Cambria"/>
+          <w:i/>
+        </w:rPr>
+        <w:t>khách không đọc được đơn vị</w:t>
+      </w:r>
+      <w:r>
+        <w:rPr>
+          <w:rFonts w:ascii="Cambria" w:hAnsi="Cambria" w:cs="Cambria" w:eastAsia="Cambria"/>
+        </w:rPr>
+        <w:t>. Dựng một người bán gian để video kịch tính hơn là phản lại chính luận điểm của sản phẩm.</w:t>
+      </w:r>
+    </w:p>
+    <w:p>
+      <w:pPr>
         <w:pStyle w:val="Heading2"/>
         <w:spacing w:before="280"/>
       </w:pPr>
@@ -21469,6 +22107,66 @@
                 <w:rFonts w:ascii="Cambria" w:hAnsi="Cambria" w:cs="Cambria" w:eastAsia="Cambria"/>
               </w:rPr>
               <w:t>6 tình huống có đáp án chuẩn</w:t>
+            </w:r>
+          </w:p>
+        </w:tc>
+      </w:tr>
+      <w:tr>
+        <w:tc>
+          <w:tcPr>
+            <w:tcW w:type="dxa" w:w="4873"/>
+          </w:tcPr>
+          <w:p>
+            <w:r>
+              <w:rPr>
+                <w:rFonts w:ascii="Consolas" w:hAnsi="Consolas" w:cs="Consolas" w:eastAsia="Consolas"/>
+                <w:color w:val="9C3A24"/>
+                <w:sz w:val="20"/>
+              </w:rPr>
+              <w:t>bo-pilot-quan.mjs</w:t>
+            </w:r>
+          </w:p>
+        </w:tc>
+        <w:tc>
+          <w:tcPr>
+            <w:tcW w:type="dxa" w:w="4873"/>
+          </w:tcPr>
+          <w:p>
+            <w:r>
+              <w:rPr>
+                <w:rFonts w:ascii="Cambria" w:hAnsi="Cambria" w:cs="Cambria" w:eastAsia="Cambria"/>
+              </w:rPr>
+              <w:t>bộ giấy mang đi gặp chủ quán (giới thiệu · đồng ý · theo dõi)</w:t>
+            </w:r>
+          </w:p>
+        </w:tc>
+      </w:tr>
+      <w:tr>
+        <w:tc>
+          <w:tcPr>
+            <w:tcW w:type="dxa" w:w="4873"/>
+          </w:tcPr>
+          <w:p>
+            <w:r>
+              <w:rPr>
+                <w:rFonts w:ascii="Consolas" w:hAnsi="Consolas" w:cs="Consolas" w:eastAsia="Consolas"/>
+                <w:color w:val="9C3A24"/>
+                <w:sz w:val="20"/>
+              </w:rPr>
+              <w:t>kich-ban-video.mjs</w:t>
+            </w:r>
+          </w:p>
+        </w:tc>
+        <w:tc>
+          <w:tcPr>
+            <w:tcW w:type="dxa" w:w="4873"/>
+          </w:tcPr>
+          <w:p>
+            <w:r>
+              <w:rPr>
+                <w:rFonts w:ascii="Cambria" w:hAnsi="Cambria" w:cs="Cambria" w:eastAsia="Cambria"/>
+              </w:rPr>
+              <w:t>kịch bản hai video, số liệu sinh từ mã</w:t>
             </w:r>
           </w:p>
         </w:tc>

--- a/docs/ho-so-ky-thuat-non-la.docx
+++ b/docs/ho-so-ky-thuat-non-la.docx
@@ -36,7 +36,7 @@
         <w:rPr>
           <w:rFonts w:ascii="Cambria" w:hAnsi="Cambria" w:cs="Cambria" w:eastAsia="Cambria"/>
         </w:rPr>
-        <w:t xml:space="preserve">Bản dựng ngày 09/09/2026 · nhánh </w:t>
+        <w:t xml:space="preserve">Bản dựng ngày 12/09/2026 · nhánh </w:t>
       </w:r>
       <w:r>
         <w:rPr>
@@ -50,7 +50,7 @@
         <w:rPr>
           <w:rFonts w:ascii="Cambria" w:hAnsi="Cambria" w:cs="Cambria" w:eastAsia="Cambria"/>
         </w:rPr>
-        <w:t xml:space="preserve"> · 90 commit · 770 phép thử xanh</w:t>
+        <w:t xml:space="preserve"> · 98 commit · 773 phép thử xanh</w:t>
       </w:r>
     </w:p>
     <w:p>
@@ -16098,7 +16098,7 @@
           <w:b/>
           <w:color w:val="0E2B24"/>
         </w:rPr>
-        <w:t xml:space="preserve"> — 770 phép thử, 0 hỏng</w:t>
+        <w:t xml:space="preserve"> — 773 phép thử, 0 hỏng</w:t>
       </w:r>
     </w:p>
     <w:p>
@@ -16427,7 +16427,7 @@
         <w:rPr>
           <w:rFonts w:ascii="Cambria" w:hAnsi="Cambria" w:cs="Cambria" w:eastAsia="Cambria"/>
         </w:rPr>
-        <w:t xml:space="preserve"> rồi so — bắt được đúng lúc hồ sơ còn ghi 612 trong khi bộ thử đã lên 645 (nay là 770).</w:t>
+        <w:t xml:space="preserve"> rồi so — bắt được đúng lúc hồ sơ còn ghi 612 trong khi bộ thử đã lên 645 (nay là 773).</w:t>
       </w:r>
     </w:p>
     <w:p>

--- a/docs/ho-so-ky-thuat-non-la.docx
+++ b/docs/ho-so-ky-thuat-non-la.docx
@@ -50,7 +50,7 @@
         <w:rPr>
           <w:rFonts w:ascii="Cambria" w:hAnsi="Cambria" w:cs="Cambria" w:eastAsia="Cambria"/>
         </w:rPr>
-        <w:t xml:space="preserve"> · 98 commit · 773 phép thử xanh</w:t>
+        <w:t xml:space="preserve"> · 98 commit · 778 phép thử xanh</w:t>
       </w:r>
     </w:p>
     <w:p>
@@ -16098,7 +16098,7 @@
           <w:b/>
           <w:color w:val="0E2B24"/>
         </w:rPr>
-        <w:t xml:space="preserve"> — 773 phép thử, 0 hỏng</w:t>
+        <w:t xml:space="preserve"> — 778 phép thử, 0 hỏng</w:t>
       </w:r>
     </w:p>
     <w:p>
@@ -16427,7 +16427,7 @@
         <w:rPr>
           <w:rFonts w:ascii="Cambria" w:hAnsi="Cambria" w:cs="Cambria" w:eastAsia="Cambria"/>
         </w:rPr>
-        <w:t xml:space="preserve"> rồi so — bắt được đúng lúc hồ sơ còn ghi 612 trong khi bộ thử đã lên 645 (nay là 773).</w:t>
+        <w:t xml:space="preserve"> rồi so — bắt được đúng lúc hồ sơ còn ghi 612 trong khi bộ thử đã lên 645 (nay là 778).</w:t>
       </w:r>
     </w:p>
     <w:p>

--- a/docs/ho-so-ky-thuat-non-la.docx
+++ b/docs/ho-so-ky-thuat-non-la.docx
@@ -50,7 +50,7 @@
         <w:rPr>
           <w:rFonts w:ascii="Cambria" w:hAnsi="Cambria" w:cs="Cambria" w:eastAsia="Cambria"/>
         </w:rPr>
-        <w:t xml:space="preserve"> · 98 commit · 778 phép thử xanh</w:t>
+        <w:t xml:space="preserve"> · 98 commit · 781 phép thử xanh</w:t>
       </w:r>
     </w:p>
     <w:p>
@@ -16098,7 +16098,7 @@
           <w:b/>
           <w:color w:val="0E2B24"/>
         </w:rPr>
-        <w:t xml:space="preserve"> — 778 phép thử, 0 hỏng</w:t>
+        <w:t xml:space="preserve"> — 781 phép thử, 0 hỏng</w:t>
       </w:r>
     </w:p>
     <w:p>
@@ -16427,7 +16427,7 @@
         <w:rPr>
           <w:rFonts w:ascii="Cambria" w:hAnsi="Cambria" w:cs="Cambria" w:eastAsia="Cambria"/>
         </w:rPr>
-        <w:t xml:space="preserve"> rồi so — bắt được đúng lúc hồ sơ còn ghi 612 trong khi bộ thử đã lên 645 (nay là 778).</w:t>
+        <w:t xml:space="preserve"> rồi so — bắt được đúng lúc hồ sơ còn ghi 612 trong khi bộ thử đã lên 645 (nay là 781).</w:t>
       </w:r>
     </w:p>
     <w:p>

--- a/docs/ho-so-ky-thuat-non-la.docx
+++ b/docs/ho-so-ky-thuat-non-la.docx
@@ -50,7 +50,7 @@
         <w:rPr>
           <w:rFonts w:ascii="Cambria" w:hAnsi="Cambria" w:cs="Cambria" w:eastAsia="Cambria"/>
         </w:rPr>
-        <w:t xml:space="preserve"> · 98 commit · 781 phép thử xanh</w:t>
+        <w:t xml:space="preserve"> · 98 commit · 785 phép thử xanh</w:t>
       </w:r>
     </w:p>
     <w:p>
@@ -16098,7 +16098,7 @@
           <w:b/>
           <w:color w:val="0E2B24"/>
         </w:rPr>
-        <w:t xml:space="preserve"> — 781 phép thử, 0 hỏng</w:t>
+        <w:t xml:space="preserve"> — 785 phép thử, 0 hỏng</w:t>
       </w:r>
     </w:p>
     <w:p>
@@ -16427,7 +16427,7 @@
         <w:rPr>
           <w:rFonts w:ascii="Cambria" w:hAnsi="Cambria" w:cs="Cambria" w:eastAsia="Cambria"/>
         </w:rPr>
-        <w:t xml:space="preserve"> rồi so — bắt được đúng lúc hồ sơ còn ghi 612 trong khi bộ thử đã lên 645 (nay là 781).</w:t>
+        <w:t xml:space="preserve"> rồi so — bắt được đúng lúc hồ sơ còn ghi 612 trong khi bộ thử đã lên 645 (nay là 785).</w:t>
       </w:r>
     </w:p>
     <w:p>
